--- a/docs/user-guide/en/pages/04-crewtrainers.docx
+++ b/docs/user-guide/en/pages/04-crewtrainers.docx
@@ -65,7 +65,7 @@
       <w:r>
         <w:drawing>
           <wp:inline distT="0" distB="0" distL="0" distR="0">
-            <wp:extent cx="5715000" cy="495300"/>
+            <wp:extent cx="6953250" cy="600075"/>
             <wp:effectExtent t="0" r="0" b="0" l="0"/>
             <wp:docPr id="1" name="" descr="" title=""/>
             <wp:cNvGraphicFramePr>
@@ -90,7 +90,7 @@
                   <pic:spPr bwMode="auto">
                     <a:xfrm>
                       <a:off x="0" y="0"/>
-                      <a:ext cx="5715000" cy="495300"/>
+                      <a:ext cx="6953250" cy="600075"/>
                     </a:xfrm>
                     <a:prstGeom prst="rect">
                       <a:avLst/>
@@ -105,7 +105,7 @@
     </w:p>
     <w:p>
       <w:pPr>
-        <w:spacing w:after="90" w:line="290"/>
+        <w:spacing w:after="70" w:line="270"/>
       </w:pPr>
       <w:r>
         <w:rPr>
@@ -127,7 +127,7 @@
     </w:p>
     <w:tbl>
       <w:tblPr>
-        <w:tblW w:type="dxa" w:w="9399"/>
+        <w:tblW w:type="dxa" w:w="10998"/>
         <w:jc w:val="center"/>
         <w:tblBorders>
           <w:top w:val="single" w:color="auto" w:sz="4"/>
@@ -139,9 +139,9 @@
         </w:tblBorders>
       </w:tblPr>
       <w:tblGrid>
-        <w:gridCol w:w="3133"/>
-        <w:gridCol w:w="3133"/>
-        <w:gridCol w:w="3133"/>
+        <w:gridCol w:w="3666"/>
+        <w:gridCol w:w="3666"/>
+        <w:gridCol w:w="3666"/>
       </w:tblGrid>
       <w:tr>
         <w:trPr>
@@ -149,7 +149,7 @@
         </w:trPr>
         <w:tc>
           <w:tcPr>
-            <w:tcW w:type="dxa" w:w="3133"/>
+            <w:tcW w:type="dxa" w:w="3666"/>
             <w:tcBorders>
               <w:top w:val="none" w:color="FFFFFF" w:sz="0"/>
               <w:left w:val="none" w:color="FFFFFF" w:sz="0"/>
@@ -170,7 +170,7 @@
             <w:r>
               <w:drawing>
                 <wp:inline distT="0" distB="0" distL="0" distR="0">
-                  <wp:extent cx="1809750" cy="971550"/>
+                  <wp:extent cx="2171700" cy="1162050"/>
                   <wp:effectExtent t="0" r="0" b="0" l="0"/>
                   <wp:docPr id="1" name="" descr="" title=""/>
                   <wp:cNvGraphicFramePr>
@@ -195,7 +195,7 @@
                         <pic:spPr bwMode="auto">
                           <a:xfrm>
                             <a:off x="0" y="0"/>
-                            <a:ext cx="1809750" cy="971550"/>
+                            <a:ext cx="2171700" cy="1162050"/>
                           </a:xfrm>
                           <a:prstGeom prst="rect">
                             <a:avLst/>
@@ -211,7 +211,7 @@
         </w:tc>
         <w:tc>
           <w:tcPr>
-            <w:tcW w:type="dxa" w:w="3133"/>
+            <w:tcW w:type="dxa" w:w="3666"/>
             <w:tcBorders>
               <w:top w:val="none" w:color="FFFFFF" w:sz="0"/>
               <w:left w:val="none" w:color="FFFFFF" w:sz="0"/>
@@ -232,7 +232,7 @@
             <w:r>
               <w:drawing>
                 <wp:inline distT="0" distB="0" distL="0" distR="0">
-                  <wp:extent cx="1809750" cy="971550"/>
+                  <wp:extent cx="2171700" cy="1162050"/>
                   <wp:effectExtent t="0" r="0" b="0" l="0"/>
                   <wp:docPr id="1" name="" descr="" title=""/>
                   <wp:cNvGraphicFramePr>
@@ -257,7 +257,7 @@
                         <pic:spPr bwMode="auto">
                           <a:xfrm>
                             <a:off x="0" y="0"/>
-                            <a:ext cx="1809750" cy="971550"/>
+                            <a:ext cx="2171700" cy="1162050"/>
                           </a:xfrm>
                           <a:prstGeom prst="rect">
                             <a:avLst/>
@@ -273,7 +273,7 @@
         </w:tc>
         <w:tc>
           <w:tcPr>
-            <w:tcW w:type="dxa" w:w="3133"/>
+            <w:tcW w:type="dxa" w:w="3666"/>
             <w:tcBorders>
               <w:top w:val="none" w:color="FFFFFF" w:sz="0"/>
               <w:left w:val="none" w:color="FFFFFF" w:sz="0"/>
@@ -294,7 +294,7 @@
             <w:r>
               <w:drawing>
                 <wp:inline distT="0" distB="0" distL="0" distR="0">
-                  <wp:extent cx="1809750" cy="971550"/>
+                  <wp:extent cx="2171700" cy="1162050"/>
                   <wp:effectExtent t="0" r="0" b="0" l="0"/>
                   <wp:docPr id="1" name="" descr="" title=""/>
                   <wp:cNvGraphicFramePr>
@@ -319,7 +319,7 @@
                         <pic:spPr bwMode="auto">
                           <a:xfrm>
                             <a:off x="0" y="0"/>
-                            <a:ext cx="1809750" cy="971550"/>
+                            <a:ext cx="2171700" cy="1162050"/>
                           </a:xfrm>
                           <a:prstGeom prst="rect">
                             <a:avLst/>
@@ -340,7 +340,7 @@
         </w:trPr>
         <w:tc>
           <w:tcPr>
-            <w:tcW w:type="dxa" w:w="3133"/>
+            <w:tcW w:type="dxa" w:w="3666"/>
             <w:tcBorders>
               <w:top w:val="none" w:color="FFFFFF" w:sz="0"/>
               <w:left w:val="none" w:color="FFFFFF" w:sz="0"/>
@@ -361,7 +361,7 @@
             <w:r>
               <w:drawing>
                 <wp:inline distT="0" distB="0" distL="0" distR="0">
-                  <wp:extent cx="1809750" cy="971550"/>
+                  <wp:extent cx="2171700" cy="1162050"/>
                   <wp:effectExtent t="0" r="0" b="0" l="0"/>
                   <wp:docPr id="1" name="" descr="" title=""/>
                   <wp:cNvGraphicFramePr>
@@ -386,7 +386,7 @@
                         <pic:spPr bwMode="auto">
                           <a:xfrm>
                             <a:off x="0" y="0"/>
-                            <a:ext cx="1809750" cy="971550"/>
+                            <a:ext cx="2171700" cy="1162050"/>
                           </a:xfrm>
                           <a:prstGeom prst="rect">
                             <a:avLst/>
@@ -402,7 +402,7 @@
         </w:tc>
         <w:tc>
           <w:tcPr>
-            <w:tcW w:type="dxa" w:w="3133"/>
+            <w:tcW w:type="dxa" w:w="3666"/>
             <w:tcBorders>
               <w:top w:val="none" w:color="FFFFFF" w:sz="0"/>
               <w:left w:val="none" w:color="FFFFFF" w:sz="0"/>
@@ -420,7 +420,7 @@
         </w:tc>
         <w:tc>
           <w:tcPr>
-            <w:tcW w:type="dxa" w:w="3133"/>
+            <w:tcW w:type="dxa" w:w="3666"/>
             <w:tcBorders>
               <w:top w:val="none" w:color="FFFFFF" w:sz="0"/>
               <w:left w:val="none" w:color="FFFFFF" w:sz="0"/>
@@ -849,7 +849,7 @@
       <w:r>
         <w:drawing>
           <wp:inline distT="0" distB="0" distL="0" distR="0">
-            <wp:extent cx="5715000" cy="1524000"/>
+            <wp:extent cx="6953250" cy="1857375"/>
             <wp:effectExtent t="0" r="0" b="0" l="0"/>
             <wp:docPr id="1" name="" descr="" title=""/>
             <wp:cNvGraphicFramePr>
@@ -874,7 +874,7 @@
                   <pic:spPr bwMode="auto">
                     <a:xfrm>
                       <a:off x="0" y="0"/>
-                      <a:ext cx="5715000" cy="1524000"/>
+                      <a:ext cx="6953250" cy="1857375"/>
                     </a:xfrm>
                     <a:prstGeom prst="rect">
                       <a:avLst/>
@@ -889,7 +889,7 @@
     </w:p>
     <w:p>
       <w:pPr>
-        <w:spacing w:after="90" w:line="290"/>
+        <w:spacing w:after="70" w:line="270"/>
       </w:pPr>
       <w:r>
         <w:rPr>
@@ -943,7 +943,7 @@
       <w:r>
         <w:drawing>
           <wp:inline distT="0" distB="0" distL="0" distR="0">
-            <wp:extent cx="5715000" cy="1695450"/>
+            <wp:extent cx="6953250" cy="2057400"/>
             <wp:effectExtent t="0" r="0" b="0" l="0"/>
             <wp:docPr id="1" name="" descr="" title=""/>
             <wp:cNvGraphicFramePr>
@@ -968,7 +968,7 @@
                   <pic:spPr bwMode="auto">
                     <a:xfrm>
                       <a:off x="0" y="0"/>
-                      <a:ext cx="5715000" cy="1695450"/>
+                      <a:ext cx="6953250" cy="2057400"/>
                     </a:xfrm>
                     <a:prstGeom prst="rect">
                       <a:avLst/>
@@ -983,7 +983,7 @@
     </w:p>
     <w:p>
       <w:pPr>
-        <w:spacing w:after="90" w:line="290"/>
+        <w:spacing w:after="70" w:line="270"/>
       </w:pPr>
       <w:r>
         <w:rPr>
@@ -1037,7 +1037,7 @@
       <w:r>
         <w:drawing>
           <wp:inline distT="0" distB="0" distL="0" distR="0">
-            <wp:extent cx="5715000" cy="1676400"/>
+            <wp:extent cx="6953250" cy="2038350"/>
             <wp:effectExtent t="0" r="0" b="0" l="0"/>
             <wp:docPr id="1" name="" descr="" title=""/>
             <wp:cNvGraphicFramePr>
@@ -1062,7 +1062,7 @@
                   <pic:spPr bwMode="auto">
                     <a:xfrm>
                       <a:off x="0" y="0"/>
-                      <a:ext cx="5715000" cy="1676400"/>
+                      <a:ext cx="6953250" cy="2038350"/>
                     </a:xfrm>
                     <a:prstGeom prst="rect">
                       <a:avLst/>
@@ -1077,7 +1077,7 @@
     </w:p>
     <w:p>
       <w:pPr>
-        <w:spacing w:after="90" w:line="290"/>
+        <w:spacing w:after="70" w:line="270"/>
       </w:pPr>
       <w:r>
         <w:rPr>
@@ -1131,7 +1131,7 @@
       <w:r>
         <w:drawing>
           <wp:inline distT="0" distB="0" distL="0" distR="0">
-            <wp:extent cx="5715000" cy="3114675"/>
+            <wp:extent cx="6953250" cy="3790950"/>
             <wp:effectExtent t="0" r="0" b="0" l="0"/>
             <wp:docPr id="1" name="" descr="" title=""/>
             <wp:cNvGraphicFramePr>
@@ -1156,7 +1156,7 @@
                   <pic:spPr bwMode="auto">
                     <a:xfrm>
                       <a:off x="0" y="0"/>
-                      <a:ext cx="5715000" cy="3114675"/>
+                      <a:ext cx="6953250" cy="3790950"/>
                     </a:xfrm>
                     <a:prstGeom prst="rect">
                       <a:avLst/>
@@ -1708,7 +1708,7 @@
       <w:r>
         <w:drawing>
           <wp:inline distT="0" distB="0" distL="0" distR="0">
-            <wp:extent cx="5715000" cy="3000375"/>
+            <wp:extent cx="6953250" cy="3648075"/>
             <wp:effectExtent t="0" r="0" b="0" l="0"/>
             <wp:docPr id="1" name="" descr="" title=""/>
             <wp:cNvGraphicFramePr>
@@ -1733,7 +1733,7 @@
                   <pic:spPr bwMode="auto">
                     <a:xfrm>
                       <a:off x="0" y="0"/>
-                      <a:ext cx="5715000" cy="3000375"/>
+                      <a:ext cx="6953250" cy="3648075"/>
                     </a:xfrm>
                     <a:prstGeom prst="rect">
                       <a:avLst/>
@@ -1755,7 +1755,7 @@
       <w:r>
         <w:drawing>
           <wp:inline distT="0" distB="0" distL="0" distR="0">
-            <wp:extent cx="5715000" cy="857250"/>
+            <wp:extent cx="6953250" cy="1038225"/>
             <wp:effectExtent t="0" r="0" b="0" l="0"/>
             <wp:docPr id="1" name="" descr="" title=""/>
             <wp:cNvGraphicFramePr>
@@ -1780,7 +1780,7 @@
                   <pic:spPr bwMode="auto">
                     <a:xfrm>
                       <a:off x="0" y="0"/>
-                      <a:ext cx="5715000" cy="857250"/>
+                      <a:ext cx="6953250" cy="1038225"/>
                     </a:xfrm>
                     <a:prstGeom prst="rect">
                       <a:avLst/>
@@ -1802,7 +1802,7 @@
       <w:r>
         <w:drawing>
           <wp:inline distT="0" distB="0" distL="0" distR="0">
-            <wp:extent cx="5715000" cy="857250"/>
+            <wp:extent cx="6953250" cy="1038225"/>
             <wp:effectExtent t="0" r="0" b="0" l="0"/>
             <wp:docPr id="1" name="" descr="" title=""/>
             <wp:cNvGraphicFramePr>
@@ -1827,7 +1827,7 @@
                   <pic:spPr bwMode="auto">
                     <a:xfrm>
                       <a:off x="0" y="0"/>
-                      <a:ext cx="5715000" cy="857250"/>
+                      <a:ext cx="6953250" cy="1038225"/>
                     </a:xfrm>
                     <a:prstGeom prst="rect">
                       <a:avLst/>
@@ -1849,7 +1849,7 @@
       <w:r>
         <w:drawing>
           <wp:inline distT="0" distB="0" distL="0" distR="0">
-            <wp:extent cx="5715000" cy="1028700"/>
+            <wp:extent cx="6953250" cy="1257300"/>
             <wp:effectExtent t="0" r="0" b="0" l="0"/>
             <wp:docPr id="1" name="" descr="" title=""/>
             <wp:cNvGraphicFramePr>
@@ -1874,7 +1874,7 @@
                   <pic:spPr bwMode="auto">
                     <a:xfrm>
                       <a:off x="0" y="0"/>
-                      <a:ext cx="5715000" cy="1028700"/>
+                      <a:ext cx="6953250" cy="1257300"/>
                     </a:xfrm>
                     <a:prstGeom prst="rect">
                       <a:avLst/>
@@ -1889,7 +1889,7 @@
     </w:p>
     <w:p>
       <w:pPr>
-        <w:spacing w:after="90" w:line="290"/>
+        <w:spacing w:after="70" w:line="270"/>
       </w:pPr>
       <w:r>
         <w:rPr>
@@ -1918,7 +1918,7 @@
       <w:r>
         <w:drawing>
           <wp:inline distT="0" distB="0" distL="0" distR="0">
-            <wp:extent cx="5715000" cy="1790700"/>
+            <wp:extent cx="6953250" cy="2171700"/>
             <wp:effectExtent t="0" r="0" b="0" l="0"/>
             <wp:docPr id="1" name="" descr="" title=""/>
             <wp:cNvGraphicFramePr>
@@ -1943,7 +1943,7 @@
                   <pic:spPr bwMode="auto">
                     <a:xfrm>
                       <a:off x="0" y="0"/>
-                      <a:ext cx="5715000" cy="1790700"/>
+                      <a:ext cx="6953250" cy="2171700"/>
                     </a:xfrm>
                     <a:prstGeom prst="rect">
                       <a:avLst/>
@@ -1958,7 +1958,7 @@
     </w:p>
     <w:p>
       <w:pPr>
-        <w:spacing w:after="90" w:line="290"/>
+        <w:spacing w:after="70" w:line="270"/>
       </w:pPr>
       <w:r>
         <w:rPr>
@@ -1999,7 +1999,7 @@
       <w:headerReference w:type="default" r:id="rId7"/>
       <w:footerReference w:type="default" r:id="rId8"/>
       <w:pgSz w:w="11906" w:h="16838" w:orient="portrait"/>
-      <w:pgMar w:top="1300" w:right="1250" w:bottom="1000" w:left="1250" w:header="708" w:footer="708" w:gutter="0"/>
+      <w:pgMar w:top="1500" w:right="432" w:bottom="994" w:left="432" w:header="706" w:footer="706" w:gutter="0"/>
       <w:pgNumType/>
       <w:docGrid w:linePitch="360"/>
     </w:sectPr>

--- a/docs/user-guide/en/pages/04-crewtrainers.docx
+++ b/docs/user-guide/en/pages/04-crewtrainers.docx
@@ -127,7 +127,7 @@
     </w:p>
     <w:tbl>
       <w:tblPr>
-        <w:tblW w:type="dxa" w:w="10998"/>
+        <w:tblW w:type="dxa" w:w="11000"/>
         <w:jc w:val="center"/>
         <w:tblBorders>
           <w:top w:val="single" w:color="auto" w:sz="4"/>
@@ -139,9 +139,10 @@
         </w:tblBorders>
       </w:tblPr>
       <w:tblGrid>
-        <w:gridCol w:w="3666"/>
-        <w:gridCol w:w="3666"/>
-        <w:gridCol w:w="3666"/>
+        <w:gridCol w:w="2750"/>
+        <w:gridCol w:w="2750"/>
+        <w:gridCol w:w="2750"/>
+        <w:gridCol w:w="2750"/>
       </w:tblGrid>
       <w:tr>
         <w:trPr>
@@ -149,7 +150,7 @@
         </w:trPr>
         <w:tc>
           <w:tcPr>
-            <w:tcW w:type="dxa" w:w="3666"/>
+            <w:tcW w:type="dxa" w:w="2750"/>
             <w:tcBorders>
               <w:top w:val="none" w:color="FFFFFF" w:sz="0"/>
               <w:left w:val="none" w:color="FFFFFF" w:sz="0"/>
@@ -170,7 +171,7 @@
             <w:r>
               <w:drawing>
                 <wp:inline distT="0" distB="0" distL="0" distR="0">
-                  <wp:extent cx="2171700" cy="1162050"/>
+                  <wp:extent cx="1590675" cy="847725"/>
                   <wp:effectExtent t="0" r="0" b="0" l="0"/>
                   <wp:docPr id="1" name="" descr="" title=""/>
                   <wp:cNvGraphicFramePr>
@@ -195,7 +196,7 @@
                         <pic:spPr bwMode="auto">
                           <a:xfrm>
                             <a:off x="0" y="0"/>
-                            <a:ext cx="2171700" cy="1162050"/>
+                            <a:ext cx="1590675" cy="847725"/>
                           </a:xfrm>
                           <a:prstGeom prst="rect">
                             <a:avLst/>
@@ -211,7 +212,7 @@
         </w:tc>
         <w:tc>
           <w:tcPr>
-            <w:tcW w:type="dxa" w:w="3666"/>
+            <w:tcW w:type="dxa" w:w="2750"/>
             <w:tcBorders>
               <w:top w:val="none" w:color="FFFFFF" w:sz="0"/>
               <w:left w:val="none" w:color="FFFFFF" w:sz="0"/>
@@ -232,7 +233,7 @@
             <w:r>
               <w:drawing>
                 <wp:inline distT="0" distB="0" distL="0" distR="0">
-                  <wp:extent cx="2171700" cy="1162050"/>
+                  <wp:extent cx="1590675" cy="847725"/>
                   <wp:effectExtent t="0" r="0" b="0" l="0"/>
                   <wp:docPr id="1" name="" descr="" title=""/>
                   <wp:cNvGraphicFramePr>
@@ -257,7 +258,7 @@
                         <pic:spPr bwMode="auto">
                           <a:xfrm>
                             <a:off x="0" y="0"/>
-                            <a:ext cx="2171700" cy="1162050"/>
+                            <a:ext cx="1590675" cy="847725"/>
                           </a:xfrm>
                           <a:prstGeom prst="rect">
                             <a:avLst/>
@@ -273,7 +274,7 @@
         </w:tc>
         <w:tc>
           <w:tcPr>
-            <w:tcW w:type="dxa" w:w="3666"/>
+            <w:tcW w:type="dxa" w:w="2750"/>
             <w:tcBorders>
               <w:top w:val="none" w:color="FFFFFF" w:sz="0"/>
               <w:left w:val="none" w:color="FFFFFF" w:sz="0"/>
@@ -294,7 +295,7 @@
             <w:r>
               <w:drawing>
                 <wp:inline distT="0" distB="0" distL="0" distR="0">
-                  <wp:extent cx="2171700" cy="1162050"/>
+                  <wp:extent cx="1590675" cy="847725"/>
                   <wp:effectExtent t="0" r="0" b="0" l="0"/>
                   <wp:docPr id="1" name="" descr="" title=""/>
                   <wp:cNvGraphicFramePr>
@@ -319,7 +320,7 @@
                         <pic:spPr bwMode="auto">
                           <a:xfrm>
                             <a:off x="0" y="0"/>
-                            <a:ext cx="2171700" cy="1162050"/>
+                            <a:ext cx="1590675" cy="847725"/>
                           </a:xfrm>
                           <a:prstGeom prst="rect">
                             <a:avLst/>
@@ -333,14 +334,9 @@
             </w:r>
           </w:p>
         </w:tc>
-      </w:tr>
-      <w:tr>
-        <w:trPr>
-          <w:cantSplit/>
-        </w:trPr>
-        <w:tc>
-          <w:tcPr>
-            <w:tcW w:type="dxa" w:w="3666"/>
+        <w:tc>
+          <w:tcPr>
+            <w:tcW w:type="dxa" w:w="2750"/>
             <w:tcBorders>
               <w:top w:val="none" w:color="FFFFFF" w:sz="0"/>
               <w:left w:val="none" w:color="FFFFFF" w:sz="0"/>
@@ -361,7 +357,7 @@
             <w:r>
               <w:drawing>
                 <wp:inline distT="0" distB="0" distL="0" distR="0">
-                  <wp:extent cx="2171700" cy="1162050"/>
+                  <wp:extent cx="1590675" cy="847725"/>
                   <wp:effectExtent t="0" r="0" b="0" l="0"/>
                   <wp:docPr id="1" name="" descr="" title=""/>
                   <wp:cNvGraphicFramePr>
@@ -386,7 +382,7 @@
                         <pic:spPr bwMode="auto">
                           <a:xfrm>
                             <a:off x="0" y="0"/>
-                            <a:ext cx="2171700" cy="1162050"/>
+                            <a:ext cx="1590675" cy="847725"/>
                           </a:xfrm>
                           <a:prstGeom prst="rect">
                             <a:avLst/>
@@ -399,42 +395,6 @@
               </w:drawing>
             </w:r>
           </w:p>
-        </w:tc>
-        <w:tc>
-          <w:tcPr>
-            <w:tcW w:type="dxa" w:w="3666"/>
-            <w:tcBorders>
-              <w:top w:val="none" w:color="FFFFFF" w:sz="0"/>
-              <w:left w:val="none" w:color="FFFFFF" w:sz="0"/>
-              <w:bottom w:val="none" w:color="FFFFFF" w:sz="0"/>
-              <w:right w:val="none" w:color="FFFFFF" w:sz="0"/>
-            </w:tcBorders>
-            <w:tcMar>
-              <w:top w:type="dxa" w:w="40"/>
-              <w:left w:type="dxa" w:w="40"/>
-              <w:bottom w:type="dxa" w:w="80"/>
-              <w:right w:type="dxa" w:w="40"/>
-            </w:tcMar>
-          </w:tcPr>
-          <w:p/>
-        </w:tc>
-        <w:tc>
-          <w:tcPr>
-            <w:tcW w:type="dxa" w:w="3666"/>
-            <w:tcBorders>
-              <w:top w:val="none" w:color="FFFFFF" w:sz="0"/>
-              <w:left w:val="none" w:color="FFFFFF" w:sz="0"/>
-              <w:bottom w:val="none" w:color="FFFFFF" w:sz="0"/>
-              <w:right w:val="none" w:color="FFFFFF" w:sz="0"/>
-            </w:tcBorders>
-            <w:tcMar>
-              <w:top w:type="dxa" w:w="40"/>
-              <w:left w:type="dxa" w:w="40"/>
-              <w:bottom w:type="dxa" w:w="80"/>
-              <w:right w:type="dxa" w:w="40"/>
-            </w:tcMar>
-          </w:tcPr>
-          <w:p/>
         </w:tc>
       </w:tr>
     </w:tbl>
@@ -1124,7 +1084,7 @@
     </w:p>
     <w:p>
       <w:pPr>
-        <w:keepNext/>
+        <w:keepNext w:val="false"/>
         <w:spacing w:after="120" w:before="60"/>
         <w:jc w:val="center"/>
       </w:pPr>
@@ -1701,7 +1661,7 @@
     </w:p>
     <w:p>
       <w:pPr>
-        <w:keepNext/>
+        <w:keepNext w:val="false"/>
         <w:spacing w:after="120" w:before="60"/>
         <w:jc w:val="center"/>
       </w:pPr>
@@ -1748,7 +1708,7 @@
     </w:p>
     <w:p>
       <w:pPr>
-        <w:keepNext/>
+        <w:keepNext w:val="false"/>
         <w:spacing w:after="120" w:before="60"/>
         <w:jc w:val="center"/>
       </w:pPr>
@@ -1795,7 +1755,7 @@
     </w:p>
     <w:p>
       <w:pPr>
-        <w:keepNext/>
+        <w:keepNext w:val="false"/>
         <w:spacing w:after="120" w:before="60"/>
         <w:jc w:val="center"/>
       </w:pPr>

--- a/docs/user-guide/en/pages/04-crewtrainers.docx
+++ b/docs/user-guide/en/pages/04-crewtrainers.docx
@@ -1082,9 +1082,492 @@
         <w:t xml:space="preserve">Step 6 - Which stores need trainers?</w:t>
       </w:r>
     </w:p>
-    <w:p>
-      <w:pPr>
-        <w:keepNext w:val="false"/>
+    <w:tbl>
+      <w:tblPr>
+        <w:tblW w:type="dxa" w:w="9400"/>
+        <w:tblBorders>
+          <w:top w:val="single" w:color="auto" w:sz="4"/>
+          <w:left w:val="single" w:color="auto" w:sz="4"/>
+          <w:bottom w:val="single" w:color="auto" w:sz="4"/>
+          <w:right w:val="single" w:color="auto" w:sz="4"/>
+          <w:insideH w:val="single" w:color="auto" w:sz="4"/>
+          <w:insideV w:val="single" w:color="auto" w:sz="4"/>
+        </w:tblBorders>
+      </w:tblPr>
+      <w:tblGrid>
+        <w:gridCol w:w="2600"/>
+        <w:gridCol w:w="6800"/>
+      </w:tblGrid>
+      <w:tr>
+        <w:trPr>
+          <w:cantSplit/>
+          <w:tblHeader/>
+        </w:trPr>
+        <w:tc>
+          <w:tcPr>
+            <w:tcW w:type="dxa" w:w="2600"/>
+            <w:tcBorders>
+              <w:top w:val="single" w:color="D9D9D6" w:sz="4"/>
+              <w:left w:val="single" w:color="D9D9D6" w:sz="4"/>
+              <w:bottom w:val="single" w:color="D9D9D6" w:sz="4"/>
+              <w:right w:val="single" w:color="D9D9D6" w:sz="4"/>
+            </w:tcBorders>
+            <w:shd w:fill="FFC72C" w:color="auto" w:val="clear"/>
+            <w:tcMar>
+              <w:top w:type="dxa" w:w="70"/>
+              <w:left w:type="dxa" w:w="110"/>
+              <w:bottom w:type="dxa" w:w="70"/>
+              <w:right w:type="dxa" w:w="110"/>
+            </w:tcMar>
+          </w:tcPr>
+          <w:p>
+            <w:r>
+              <w:rPr>
+                <w:rFonts w:ascii="Arial" w:cs="Arial" w:eastAsia="Arial" w:hAnsi="Arial"/>
+                <w:b/>
+                <w:bCs/>
+                <w:color w:val="27251F"/>
+                <w:sz w:val="19"/>
+                <w:szCs w:val="19"/>
+              </w:rPr>
+              <w:t xml:space="preserve">Column</w:t>
+            </w:r>
+          </w:p>
+        </w:tc>
+        <w:tc>
+          <w:tcPr>
+            <w:tcW w:type="dxa" w:w="6800"/>
+            <w:tcBorders>
+              <w:top w:val="single" w:color="D9D9D6" w:sz="4"/>
+              <w:left w:val="single" w:color="D9D9D6" w:sz="4"/>
+              <w:bottom w:val="single" w:color="D9D9D6" w:sz="4"/>
+              <w:right w:val="single" w:color="D9D9D6" w:sz="4"/>
+            </w:tcBorders>
+            <w:shd w:fill="FFC72C" w:color="auto" w:val="clear"/>
+            <w:tcMar>
+              <w:top w:type="dxa" w:w="70"/>
+              <w:left w:type="dxa" w:w="110"/>
+              <w:bottom w:type="dxa" w:w="70"/>
+              <w:right w:type="dxa" w:w="110"/>
+            </w:tcMar>
+          </w:tcPr>
+          <w:p>
+            <w:r>
+              <w:rPr>
+                <w:rFonts w:ascii="Arial" w:cs="Arial" w:eastAsia="Arial" w:hAnsi="Arial"/>
+                <w:b/>
+                <w:bCs/>
+                <w:color w:val="27251F"/>
+                <w:sz w:val="19"/>
+                <w:szCs w:val="19"/>
+              </w:rPr>
+              <w:t xml:space="preserve">Meaning</w:t>
+            </w:r>
+          </w:p>
+        </w:tc>
+      </w:tr>
+      <w:tr>
+        <w:trPr>
+          <w:cantSplit/>
+          <w:tblHeader w:val="false"/>
+        </w:trPr>
+        <w:tc>
+          <w:tcPr>
+            <w:tcW w:type="dxa" w:w="2600"/>
+            <w:tcBorders>
+              <w:top w:val="single" w:color="D9D9D6" w:sz="4"/>
+              <w:left w:val="single" w:color="D9D9D6" w:sz="4"/>
+              <w:bottom w:val="single" w:color="D9D9D6" w:sz="4"/>
+              <w:right w:val="single" w:color="D9D9D6" w:sz="4"/>
+            </w:tcBorders>
+            <w:shd w:fill="FFFFFF" w:color="auto" w:val="clear"/>
+            <w:tcMar>
+              <w:top w:type="dxa" w:w="70"/>
+              <w:left w:type="dxa" w:w="110"/>
+              <w:bottom w:type="dxa" w:w="70"/>
+              <w:right w:type="dxa" w:w="110"/>
+            </w:tcMar>
+          </w:tcPr>
+          <w:p>
+            <w:r>
+              <w:rPr>
+                <w:rFonts w:ascii="Arial" w:cs="Arial" w:eastAsia="Arial" w:hAnsi="Arial"/>
+                <w:color w:val="27251F"/>
+                <w:sz w:val="19"/>
+                <w:szCs w:val="19"/>
+              </w:rPr>
+              <w:t xml:space="preserve">Crew level</w:t>
+            </w:r>
+          </w:p>
+        </w:tc>
+        <w:tc>
+          <w:tcPr>
+            <w:tcW w:type="dxa" w:w="6800"/>
+            <w:tcBorders>
+              <w:top w:val="single" w:color="D9D9D6" w:sz="4"/>
+              <w:left w:val="single" w:color="D9D9D6" w:sz="4"/>
+              <w:bottom w:val="single" w:color="D9D9D6" w:sz="4"/>
+              <w:right w:val="single" w:color="D9D9D6" w:sz="4"/>
+            </w:tcBorders>
+            <w:shd w:fill="FFFFFF" w:color="auto" w:val="clear"/>
+            <w:tcMar>
+              <w:top w:type="dxa" w:w="70"/>
+              <w:left w:type="dxa" w:w="110"/>
+              <w:bottom w:type="dxa" w:w="70"/>
+              <w:right w:type="dxa" w:w="110"/>
+            </w:tcMar>
+          </w:tcPr>
+          <w:p>
+            <w:r>
+              <w:rPr>
+                <w:rFonts w:ascii="Arial" w:cs="Arial" w:eastAsia="Arial" w:hAnsi="Arial"/>
+                <w:color w:val="27251F"/>
+                <w:sz w:val="19"/>
+                <w:szCs w:val="19"/>
+              </w:rPr>
+              <w:t xml:space="preserve">The people the trainers train.</w:t>
+            </w:r>
+          </w:p>
+        </w:tc>
+      </w:tr>
+      <w:tr>
+        <w:trPr>
+          <w:cantSplit/>
+          <w:tblHeader w:val="false"/>
+        </w:trPr>
+        <w:tc>
+          <w:tcPr>
+            <w:tcW w:type="dxa" w:w="2600"/>
+            <w:tcBorders>
+              <w:top w:val="single" w:color="D9D9D6" w:sz="4"/>
+              <w:left w:val="single" w:color="D9D9D6" w:sz="4"/>
+              <w:bottom w:val="single" w:color="D9D9D6" w:sz="4"/>
+              <w:right w:val="single" w:color="D9D9D6" w:sz="4"/>
+            </w:tcBorders>
+            <w:shd w:fill="FFFFFF" w:color="auto" w:val="clear"/>
+            <w:tcMar>
+              <w:top w:type="dxa" w:w="70"/>
+              <w:left w:type="dxa" w:w="110"/>
+              <w:bottom w:type="dxa" w:w="70"/>
+              <w:right w:type="dxa" w:w="110"/>
+            </w:tcMar>
+          </w:tcPr>
+          <w:p>
+            <w:r>
+              <w:rPr>
+                <w:rFonts w:ascii="Arial" w:cs="Arial" w:eastAsia="Arial" w:hAnsi="Arial"/>
+                <w:color w:val="27251F"/>
+                <w:sz w:val="19"/>
+                <w:szCs w:val="19"/>
+              </w:rPr>
+              <w:t xml:space="preserve">Required</w:t>
+            </w:r>
+          </w:p>
+        </w:tc>
+        <w:tc>
+          <w:tcPr>
+            <w:tcW w:type="dxa" w:w="6800"/>
+            <w:tcBorders>
+              <w:top w:val="single" w:color="D9D9D6" w:sz="4"/>
+              <w:left w:val="single" w:color="D9D9D6" w:sz="4"/>
+              <w:bottom w:val="single" w:color="D9D9D6" w:sz="4"/>
+              <w:right w:val="single" w:color="D9D9D6" w:sz="4"/>
+            </w:tcBorders>
+            <w:shd w:fill="FFFFFF" w:color="auto" w:val="clear"/>
+            <w:tcMar>
+              <w:top w:type="dxa" w:w="70"/>
+              <w:left w:type="dxa" w:w="110"/>
+              <w:bottom w:type="dxa" w:w="70"/>
+              <w:right w:type="dxa" w:w="110"/>
+            </w:tcMar>
+          </w:tcPr>
+          <w:p>
+            <w:r>
+              <w:rPr>
+                <w:rFonts w:ascii="Arial" w:cs="Arial" w:eastAsia="Arial" w:hAnsi="Arial"/>
+                <w:color w:val="27251F"/>
+                <w:sz w:val="19"/>
+                <w:szCs w:val="19"/>
+              </w:rPr>
+              <w:t xml:space="preserve">Crew level divided by 6, rounded to the nearest whole number (a half rounds up).</w:t>
+            </w:r>
+          </w:p>
+        </w:tc>
+      </w:tr>
+      <w:tr>
+        <w:trPr>
+          <w:cantSplit/>
+          <w:tblHeader w:val="false"/>
+        </w:trPr>
+        <w:tc>
+          <w:tcPr>
+            <w:tcW w:type="dxa" w:w="2600"/>
+            <w:tcBorders>
+              <w:top w:val="single" w:color="D9D9D6" w:sz="4"/>
+              <w:left w:val="single" w:color="D9D9D6" w:sz="4"/>
+              <w:bottom w:val="single" w:color="D9D9D6" w:sz="4"/>
+              <w:right w:val="single" w:color="D9D9D6" w:sz="4"/>
+            </w:tcBorders>
+            <w:shd w:fill="FFFFFF" w:color="auto" w:val="clear"/>
+            <w:tcMar>
+              <w:top w:type="dxa" w:w="70"/>
+              <w:left w:type="dxa" w:w="110"/>
+              <w:bottom w:type="dxa" w:w="70"/>
+              <w:right w:type="dxa" w:w="110"/>
+            </w:tcMar>
+          </w:tcPr>
+          <w:p>
+            <w:r>
+              <w:rPr>
+                <w:rFonts w:ascii="Arial" w:cs="Arial" w:eastAsia="Arial" w:hAnsi="Arial"/>
+                <w:color w:val="27251F"/>
+                <w:sz w:val="19"/>
+                <w:szCs w:val="19"/>
+              </w:rPr>
+              <w:t xml:space="preserve">Actual</w:t>
+            </w:r>
+          </w:p>
+        </w:tc>
+        <w:tc>
+          <w:tcPr>
+            <w:tcW w:type="dxa" w:w="6800"/>
+            <w:tcBorders>
+              <w:top w:val="single" w:color="D9D9D6" w:sz="4"/>
+              <w:left w:val="single" w:color="D9D9D6" w:sz="4"/>
+              <w:bottom w:val="single" w:color="D9D9D6" w:sz="4"/>
+              <w:right w:val="single" w:color="D9D9D6" w:sz="4"/>
+            </w:tcBorders>
+            <w:shd w:fill="FFFFFF" w:color="auto" w:val="clear"/>
+            <w:tcMar>
+              <w:top w:type="dxa" w:w="70"/>
+              <w:left w:type="dxa" w:w="110"/>
+              <w:bottom w:type="dxa" w:w="70"/>
+              <w:right w:type="dxa" w:w="110"/>
+            </w:tcMar>
+          </w:tcPr>
+          <w:p>
+            <w:r>
+              <w:rPr>
+                <w:rFonts w:ascii="Arial" w:cs="Arial" w:eastAsia="Arial" w:hAnsi="Arial"/>
+                <w:color w:val="27251F"/>
+                <w:sz w:val="19"/>
+                <w:szCs w:val="19"/>
+              </w:rPr>
+              <w:t xml:space="preserve">Actual trainers in the store.</w:t>
+            </w:r>
+          </w:p>
+        </w:tc>
+      </w:tr>
+      <w:tr>
+        <w:trPr>
+          <w:cantSplit/>
+          <w:tblHeader w:val="false"/>
+        </w:trPr>
+        <w:tc>
+          <w:tcPr>
+            <w:tcW w:type="dxa" w:w="2600"/>
+            <w:tcBorders>
+              <w:top w:val="single" w:color="D9D9D6" w:sz="4"/>
+              <w:left w:val="single" w:color="D9D9D6" w:sz="4"/>
+              <w:bottom w:val="single" w:color="D9D9D6" w:sz="4"/>
+              <w:right w:val="single" w:color="D9D9D6" w:sz="4"/>
+            </w:tcBorders>
+            <w:shd w:fill="FFFFFF" w:color="auto" w:val="clear"/>
+            <w:tcMar>
+              <w:top w:type="dxa" w:w="70"/>
+              <w:left w:type="dxa" w:w="110"/>
+              <w:bottom w:type="dxa" w:w="70"/>
+              <w:right w:type="dxa" w:w="110"/>
+            </w:tcMar>
+          </w:tcPr>
+          <w:p>
+            <w:r>
+              <w:rPr>
+                <w:rFonts w:ascii="Arial" w:cs="Arial" w:eastAsia="Arial" w:hAnsi="Arial"/>
+                <w:color w:val="27251F"/>
+                <w:sz w:val="19"/>
+                <w:szCs w:val="19"/>
+              </w:rPr>
+              <w:t xml:space="preserve">Gap vs rule</w:t>
+            </w:r>
+          </w:p>
+        </w:tc>
+        <w:tc>
+          <w:tcPr>
+            <w:tcW w:type="dxa" w:w="6800"/>
+            <w:tcBorders>
+              <w:top w:val="single" w:color="D9D9D6" w:sz="4"/>
+              <w:left w:val="single" w:color="D9D9D6" w:sz="4"/>
+              <w:bottom w:val="single" w:color="D9D9D6" w:sz="4"/>
+              <w:right w:val="single" w:color="D9D9D6" w:sz="4"/>
+            </w:tcBorders>
+            <w:shd w:fill="FFFFFF" w:color="auto" w:val="clear"/>
+            <w:tcMar>
+              <w:top w:type="dxa" w:w="70"/>
+              <w:left w:type="dxa" w:w="110"/>
+              <w:bottom w:type="dxa" w:w="70"/>
+              <w:right w:type="dxa" w:w="110"/>
+            </w:tcMar>
+          </w:tcPr>
+          <w:p>
+            <w:r>
+              <w:rPr>
+                <w:rFonts w:ascii="Arial" w:cs="Arial" w:eastAsia="Arial" w:hAnsi="Arial"/>
+                <w:color w:val="27251F"/>
+                <w:sz w:val="19"/>
+                <w:szCs w:val="19"/>
+              </w:rPr>
+              <w:t xml:space="preserve">Actual minus required. Negative = short of trainers, positive = over.</w:t>
+            </w:r>
+          </w:p>
+        </w:tc>
+      </w:tr>
+      <w:tr>
+        <w:trPr>
+          <w:cantSplit/>
+          <w:tblHeader w:val="false"/>
+        </w:trPr>
+        <w:tc>
+          <w:tcPr>
+            <w:tcW w:type="dxa" w:w="2600"/>
+            <w:tcBorders>
+              <w:top w:val="single" w:color="D9D9D6" w:sz="4"/>
+              <w:left w:val="single" w:color="D9D9D6" w:sz="4"/>
+              <w:bottom w:val="single" w:color="D9D9D6" w:sz="4"/>
+              <w:right w:val="single" w:color="D9D9D6" w:sz="4"/>
+            </w:tcBorders>
+            <w:shd w:fill="FFFFFF" w:color="auto" w:val="clear"/>
+            <w:tcMar>
+              <w:top w:type="dxa" w:w="70"/>
+              <w:left w:type="dxa" w:w="110"/>
+              <w:bottom w:type="dxa" w:w="70"/>
+              <w:right w:type="dxa" w:w="110"/>
+            </w:tcMar>
+          </w:tcPr>
+          <w:p>
+            <w:r>
+              <w:rPr>
+                <w:rFonts w:ascii="Arial" w:cs="Arial" w:eastAsia="Arial" w:hAnsi="Arial"/>
+                <w:color w:val="27251F"/>
+                <w:sz w:val="19"/>
+                <w:szCs w:val="19"/>
+              </w:rPr>
+              <w:t xml:space="preserve">Projected / Gap vs plan</w:t>
+            </w:r>
+          </w:p>
+        </w:tc>
+        <w:tc>
+          <w:tcPr>
+            <w:tcW w:type="dxa" w:w="6800"/>
+            <w:tcBorders>
+              <w:top w:val="single" w:color="D9D9D6" w:sz="4"/>
+              <w:left w:val="single" w:color="D9D9D6" w:sz="4"/>
+              <w:bottom w:val="single" w:color="D9D9D6" w:sz="4"/>
+              <w:right w:val="single" w:color="D9D9D6" w:sz="4"/>
+            </w:tcBorders>
+            <w:shd w:fill="FFFFFF" w:color="auto" w:val="clear"/>
+            <w:tcMar>
+              <w:top w:type="dxa" w:w="70"/>
+              <w:left w:type="dxa" w:w="110"/>
+              <w:bottom w:type="dxa" w:w="70"/>
+              <w:right w:type="dxa" w:w="110"/>
+            </w:tcMar>
+          </w:tcPr>
+          <w:p>
+            <w:r>
+              <w:rPr>
+                <w:rFonts w:ascii="Arial" w:cs="Arial" w:eastAsia="Arial" w:hAnsi="Arial"/>
+                <w:color w:val="27251F"/>
+                <w:sz w:val="19"/>
+                <w:szCs w:val="19"/>
+              </w:rPr>
+              <w:t xml:space="preserve">The trainers in the projection, and actual minus projected.</w:t>
+            </w:r>
+          </w:p>
+        </w:tc>
+      </w:tr>
+      <w:tr>
+        <w:trPr>
+          <w:cantSplit/>
+          <w:tblHeader w:val="false"/>
+        </w:trPr>
+        <w:tc>
+          <w:tcPr>
+            <w:tcW w:type="dxa" w:w="2600"/>
+            <w:tcBorders>
+              <w:top w:val="single" w:color="D9D9D6" w:sz="4"/>
+              <w:left w:val="single" w:color="D9D9D6" w:sz="4"/>
+              <w:bottom w:val="single" w:color="D9D9D6" w:sz="4"/>
+              <w:right w:val="single" w:color="D9D9D6" w:sz="4"/>
+            </w:tcBorders>
+            <w:shd w:fill="FFFFFF" w:color="auto" w:val="clear"/>
+            <w:tcMar>
+              <w:top w:type="dxa" w:w="70"/>
+              <w:left w:type="dxa" w:w="110"/>
+              <w:bottom w:type="dxa" w:w="70"/>
+              <w:right w:type="dxa" w:w="110"/>
+            </w:tcMar>
+          </w:tcPr>
+          <w:p>
+            <w:r>
+              <w:rPr>
+                <w:rFonts w:ascii="Arial" w:cs="Arial" w:eastAsia="Arial" w:hAnsi="Arial"/>
+                <w:color w:val="27251F"/>
+                <w:sz w:val="19"/>
+                <w:szCs w:val="19"/>
+              </w:rPr>
+              <w:t xml:space="preserve">Status</w:t>
+            </w:r>
+          </w:p>
+        </w:tc>
+        <w:tc>
+          <w:tcPr>
+            <w:tcW w:type="dxa" w:w="6800"/>
+            <w:tcBorders>
+              <w:top w:val="single" w:color="D9D9D6" w:sz="4"/>
+              <w:left w:val="single" w:color="D9D9D6" w:sz="4"/>
+              <w:bottom w:val="single" w:color="D9D9D6" w:sz="4"/>
+              <w:right w:val="single" w:color="D9D9D6" w:sz="4"/>
+            </w:tcBorders>
+            <w:shd w:fill="FFFFFF" w:color="auto" w:val="clear"/>
+            <w:tcMar>
+              <w:top w:type="dxa" w:w="70"/>
+              <w:left w:type="dxa" w:w="110"/>
+              <w:bottom w:type="dxa" w:w="70"/>
+              <w:right w:type="dxa" w:w="110"/>
+            </w:tcMar>
+          </w:tcPr>
+          <w:p>
+            <w:r>
+              <w:rPr>
+                <w:rFonts w:ascii="Arial" w:cs="Arial" w:eastAsia="Arial" w:hAnsi="Arial"/>
+                <w:color w:val="27251F"/>
+                <w:sz w:val="19"/>
+                <w:szCs w:val="19"/>
+              </w:rPr>
+              <w:t xml:space="preserve">Over, Enough, Short, No trainers, or Not needed (none required and none present).</w:t>
+            </w:r>
+          </w:p>
+        </w:tc>
+      </w:tr>
+    </w:tbl>
+    <w:p>
+      <w:pPr>
+        <w:spacing w:after="40"/>
+      </w:pPr>
+      <w:r>
+        <w:rPr>
+          <w:rFonts w:ascii="Arial" w:cs="Arial" w:eastAsia="Arial" w:hAnsi="Arial"/>
+          <w:color w:val="27251F"/>
+          <w:sz w:val="21"/>
+          <w:szCs w:val="21"/>
+        </w:rPr>
+        <w:t xml:space="preserve"/>
+      </w:r>
+    </w:p>
+    <w:p>
+      <w:pPr>
+        <w:keepNext/>
         <w:spacing w:after="120" w:before="60"/>
         <w:jc w:val="center"/>
       </w:pPr>
@@ -1129,492 +1612,9 @@
         </w:drawing>
       </w:r>
     </w:p>
-    <w:tbl>
-      <w:tblPr>
-        <w:tblW w:type="dxa" w:w="9400"/>
-        <w:tblBorders>
-          <w:top w:val="single" w:color="auto" w:sz="4"/>
-          <w:left w:val="single" w:color="auto" w:sz="4"/>
-          <w:bottom w:val="single" w:color="auto" w:sz="4"/>
-          <w:right w:val="single" w:color="auto" w:sz="4"/>
-          <w:insideH w:val="single" w:color="auto" w:sz="4"/>
-          <w:insideV w:val="single" w:color="auto" w:sz="4"/>
-        </w:tblBorders>
-      </w:tblPr>
-      <w:tblGrid>
-        <w:gridCol w:w="2600"/>
-        <w:gridCol w:w="6800"/>
-      </w:tblGrid>
-      <w:tr>
-        <w:trPr>
-          <w:cantSplit/>
-          <w:tblHeader/>
-        </w:trPr>
-        <w:tc>
-          <w:tcPr>
-            <w:tcW w:type="dxa" w:w="2600"/>
-            <w:tcBorders>
-              <w:top w:val="single" w:color="D9D9D6" w:sz="4"/>
-              <w:left w:val="single" w:color="D9D9D6" w:sz="4"/>
-              <w:bottom w:val="single" w:color="D9D9D6" w:sz="4"/>
-              <w:right w:val="single" w:color="D9D9D6" w:sz="4"/>
-            </w:tcBorders>
-            <w:shd w:fill="FFC72C" w:color="auto" w:val="clear"/>
-            <w:tcMar>
-              <w:top w:type="dxa" w:w="70"/>
-              <w:left w:type="dxa" w:w="110"/>
-              <w:bottom w:type="dxa" w:w="70"/>
-              <w:right w:type="dxa" w:w="110"/>
-            </w:tcMar>
-          </w:tcPr>
-          <w:p>
-            <w:r>
-              <w:rPr>
-                <w:rFonts w:ascii="Arial" w:cs="Arial" w:eastAsia="Arial" w:hAnsi="Arial"/>
-                <w:b/>
-                <w:bCs/>
-                <w:color w:val="27251F"/>
-                <w:sz w:val="19"/>
-                <w:szCs w:val="19"/>
-              </w:rPr>
-              <w:t xml:space="preserve">Column</w:t>
-            </w:r>
-          </w:p>
-        </w:tc>
-        <w:tc>
-          <w:tcPr>
-            <w:tcW w:type="dxa" w:w="6800"/>
-            <w:tcBorders>
-              <w:top w:val="single" w:color="D9D9D6" w:sz="4"/>
-              <w:left w:val="single" w:color="D9D9D6" w:sz="4"/>
-              <w:bottom w:val="single" w:color="D9D9D6" w:sz="4"/>
-              <w:right w:val="single" w:color="D9D9D6" w:sz="4"/>
-            </w:tcBorders>
-            <w:shd w:fill="FFC72C" w:color="auto" w:val="clear"/>
-            <w:tcMar>
-              <w:top w:type="dxa" w:w="70"/>
-              <w:left w:type="dxa" w:w="110"/>
-              <w:bottom w:type="dxa" w:w="70"/>
-              <w:right w:type="dxa" w:w="110"/>
-            </w:tcMar>
-          </w:tcPr>
-          <w:p>
-            <w:r>
-              <w:rPr>
-                <w:rFonts w:ascii="Arial" w:cs="Arial" w:eastAsia="Arial" w:hAnsi="Arial"/>
-                <w:b/>
-                <w:bCs/>
-                <w:color w:val="27251F"/>
-                <w:sz w:val="19"/>
-                <w:szCs w:val="19"/>
-              </w:rPr>
-              <w:t xml:space="preserve">Meaning</w:t>
-            </w:r>
-          </w:p>
-        </w:tc>
-      </w:tr>
-      <w:tr>
-        <w:trPr>
-          <w:cantSplit/>
-          <w:tblHeader w:val="false"/>
-        </w:trPr>
-        <w:tc>
-          <w:tcPr>
-            <w:tcW w:type="dxa" w:w="2600"/>
-            <w:tcBorders>
-              <w:top w:val="single" w:color="D9D9D6" w:sz="4"/>
-              <w:left w:val="single" w:color="D9D9D6" w:sz="4"/>
-              <w:bottom w:val="single" w:color="D9D9D6" w:sz="4"/>
-              <w:right w:val="single" w:color="D9D9D6" w:sz="4"/>
-            </w:tcBorders>
-            <w:shd w:fill="FFFFFF" w:color="auto" w:val="clear"/>
-            <w:tcMar>
-              <w:top w:type="dxa" w:w="70"/>
-              <w:left w:type="dxa" w:w="110"/>
-              <w:bottom w:type="dxa" w:w="70"/>
-              <w:right w:type="dxa" w:w="110"/>
-            </w:tcMar>
-          </w:tcPr>
-          <w:p>
-            <w:r>
-              <w:rPr>
-                <w:rFonts w:ascii="Arial" w:cs="Arial" w:eastAsia="Arial" w:hAnsi="Arial"/>
-                <w:color w:val="27251F"/>
-                <w:sz w:val="19"/>
-                <w:szCs w:val="19"/>
-              </w:rPr>
-              <w:t xml:space="preserve">Crew level</w:t>
-            </w:r>
-          </w:p>
-        </w:tc>
-        <w:tc>
-          <w:tcPr>
-            <w:tcW w:type="dxa" w:w="6800"/>
-            <w:tcBorders>
-              <w:top w:val="single" w:color="D9D9D6" w:sz="4"/>
-              <w:left w:val="single" w:color="D9D9D6" w:sz="4"/>
-              <w:bottom w:val="single" w:color="D9D9D6" w:sz="4"/>
-              <w:right w:val="single" w:color="D9D9D6" w:sz="4"/>
-            </w:tcBorders>
-            <w:shd w:fill="FFFFFF" w:color="auto" w:val="clear"/>
-            <w:tcMar>
-              <w:top w:type="dxa" w:w="70"/>
-              <w:left w:type="dxa" w:w="110"/>
-              <w:bottom w:type="dxa" w:w="70"/>
-              <w:right w:type="dxa" w:w="110"/>
-            </w:tcMar>
-          </w:tcPr>
-          <w:p>
-            <w:r>
-              <w:rPr>
-                <w:rFonts w:ascii="Arial" w:cs="Arial" w:eastAsia="Arial" w:hAnsi="Arial"/>
-                <w:color w:val="27251F"/>
-                <w:sz w:val="19"/>
-                <w:szCs w:val="19"/>
-              </w:rPr>
-              <w:t xml:space="preserve">The people the trainers train.</w:t>
-            </w:r>
-          </w:p>
-        </w:tc>
-      </w:tr>
-      <w:tr>
-        <w:trPr>
-          <w:cantSplit/>
-          <w:tblHeader w:val="false"/>
-        </w:trPr>
-        <w:tc>
-          <w:tcPr>
-            <w:tcW w:type="dxa" w:w="2600"/>
-            <w:tcBorders>
-              <w:top w:val="single" w:color="D9D9D6" w:sz="4"/>
-              <w:left w:val="single" w:color="D9D9D6" w:sz="4"/>
-              <w:bottom w:val="single" w:color="D9D9D6" w:sz="4"/>
-              <w:right w:val="single" w:color="D9D9D6" w:sz="4"/>
-            </w:tcBorders>
-            <w:shd w:fill="FFFFFF" w:color="auto" w:val="clear"/>
-            <w:tcMar>
-              <w:top w:type="dxa" w:w="70"/>
-              <w:left w:type="dxa" w:w="110"/>
-              <w:bottom w:type="dxa" w:w="70"/>
-              <w:right w:type="dxa" w:w="110"/>
-            </w:tcMar>
-          </w:tcPr>
-          <w:p>
-            <w:r>
-              <w:rPr>
-                <w:rFonts w:ascii="Arial" w:cs="Arial" w:eastAsia="Arial" w:hAnsi="Arial"/>
-                <w:color w:val="27251F"/>
-                <w:sz w:val="19"/>
-                <w:szCs w:val="19"/>
-              </w:rPr>
-              <w:t xml:space="preserve">Required</w:t>
-            </w:r>
-          </w:p>
-        </w:tc>
-        <w:tc>
-          <w:tcPr>
-            <w:tcW w:type="dxa" w:w="6800"/>
-            <w:tcBorders>
-              <w:top w:val="single" w:color="D9D9D6" w:sz="4"/>
-              <w:left w:val="single" w:color="D9D9D6" w:sz="4"/>
-              <w:bottom w:val="single" w:color="D9D9D6" w:sz="4"/>
-              <w:right w:val="single" w:color="D9D9D6" w:sz="4"/>
-            </w:tcBorders>
-            <w:shd w:fill="FFFFFF" w:color="auto" w:val="clear"/>
-            <w:tcMar>
-              <w:top w:type="dxa" w:w="70"/>
-              <w:left w:type="dxa" w:w="110"/>
-              <w:bottom w:type="dxa" w:w="70"/>
-              <w:right w:type="dxa" w:w="110"/>
-            </w:tcMar>
-          </w:tcPr>
-          <w:p>
-            <w:r>
-              <w:rPr>
-                <w:rFonts w:ascii="Arial" w:cs="Arial" w:eastAsia="Arial" w:hAnsi="Arial"/>
-                <w:color w:val="27251F"/>
-                <w:sz w:val="19"/>
-                <w:szCs w:val="19"/>
-              </w:rPr>
-              <w:t xml:space="preserve">Crew level divided by 6, rounded to the nearest whole number (a half rounds up).</w:t>
-            </w:r>
-          </w:p>
-        </w:tc>
-      </w:tr>
-      <w:tr>
-        <w:trPr>
-          <w:cantSplit/>
-          <w:tblHeader w:val="false"/>
-        </w:trPr>
-        <w:tc>
-          <w:tcPr>
-            <w:tcW w:type="dxa" w:w="2600"/>
-            <w:tcBorders>
-              <w:top w:val="single" w:color="D9D9D6" w:sz="4"/>
-              <w:left w:val="single" w:color="D9D9D6" w:sz="4"/>
-              <w:bottom w:val="single" w:color="D9D9D6" w:sz="4"/>
-              <w:right w:val="single" w:color="D9D9D6" w:sz="4"/>
-            </w:tcBorders>
-            <w:shd w:fill="FFFFFF" w:color="auto" w:val="clear"/>
-            <w:tcMar>
-              <w:top w:type="dxa" w:w="70"/>
-              <w:left w:type="dxa" w:w="110"/>
-              <w:bottom w:type="dxa" w:w="70"/>
-              <w:right w:type="dxa" w:w="110"/>
-            </w:tcMar>
-          </w:tcPr>
-          <w:p>
-            <w:r>
-              <w:rPr>
-                <w:rFonts w:ascii="Arial" w:cs="Arial" w:eastAsia="Arial" w:hAnsi="Arial"/>
-                <w:color w:val="27251F"/>
-                <w:sz w:val="19"/>
-                <w:szCs w:val="19"/>
-              </w:rPr>
-              <w:t xml:space="preserve">Actual</w:t>
-            </w:r>
-          </w:p>
-        </w:tc>
-        <w:tc>
-          <w:tcPr>
-            <w:tcW w:type="dxa" w:w="6800"/>
-            <w:tcBorders>
-              <w:top w:val="single" w:color="D9D9D6" w:sz="4"/>
-              <w:left w:val="single" w:color="D9D9D6" w:sz="4"/>
-              <w:bottom w:val="single" w:color="D9D9D6" w:sz="4"/>
-              <w:right w:val="single" w:color="D9D9D6" w:sz="4"/>
-            </w:tcBorders>
-            <w:shd w:fill="FFFFFF" w:color="auto" w:val="clear"/>
-            <w:tcMar>
-              <w:top w:type="dxa" w:w="70"/>
-              <w:left w:type="dxa" w:w="110"/>
-              <w:bottom w:type="dxa" w:w="70"/>
-              <w:right w:type="dxa" w:w="110"/>
-            </w:tcMar>
-          </w:tcPr>
-          <w:p>
-            <w:r>
-              <w:rPr>
-                <w:rFonts w:ascii="Arial" w:cs="Arial" w:eastAsia="Arial" w:hAnsi="Arial"/>
-                <w:color w:val="27251F"/>
-                <w:sz w:val="19"/>
-                <w:szCs w:val="19"/>
-              </w:rPr>
-              <w:t xml:space="preserve">Actual trainers in the store.</w:t>
-            </w:r>
-          </w:p>
-        </w:tc>
-      </w:tr>
-      <w:tr>
-        <w:trPr>
-          <w:cantSplit/>
-          <w:tblHeader w:val="false"/>
-        </w:trPr>
-        <w:tc>
-          <w:tcPr>
-            <w:tcW w:type="dxa" w:w="2600"/>
-            <w:tcBorders>
-              <w:top w:val="single" w:color="D9D9D6" w:sz="4"/>
-              <w:left w:val="single" w:color="D9D9D6" w:sz="4"/>
-              <w:bottom w:val="single" w:color="D9D9D6" w:sz="4"/>
-              <w:right w:val="single" w:color="D9D9D6" w:sz="4"/>
-            </w:tcBorders>
-            <w:shd w:fill="FFFFFF" w:color="auto" w:val="clear"/>
-            <w:tcMar>
-              <w:top w:type="dxa" w:w="70"/>
-              <w:left w:type="dxa" w:w="110"/>
-              <w:bottom w:type="dxa" w:w="70"/>
-              <w:right w:type="dxa" w:w="110"/>
-            </w:tcMar>
-          </w:tcPr>
-          <w:p>
-            <w:r>
-              <w:rPr>
-                <w:rFonts w:ascii="Arial" w:cs="Arial" w:eastAsia="Arial" w:hAnsi="Arial"/>
-                <w:color w:val="27251F"/>
-                <w:sz w:val="19"/>
-                <w:szCs w:val="19"/>
-              </w:rPr>
-              <w:t xml:space="preserve">Gap vs rule</w:t>
-            </w:r>
-          </w:p>
-        </w:tc>
-        <w:tc>
-          <w:tcPr>
-            <w:tcW w:type="dxa" w:w="6800"/>
-            <w:tcBorders>
-              <w:top w:val="single" w:color="D9D9D6" w:sz="4"/>
-              <w:left w:val="single" w:color="D9D9D6" w:sz="4"/>
-              <w:bottom w:val="single" w:color="D9D9D6" w:sz="4"/>
-              <w:right w:val="single" w:color="D9D9D6" w:sz="4"/>
-            </w:tcBorders>
-            <w:shd w:fill="FFFFFF" w:color="auto" w:val="clear"/>
-            <w:tcMar>
-              <w:top w:type="dxa" w:w="70"/>
-              <w:left w:type="dxa" w:w="110"/>
-              <w:bottom w:type="dxa" w:w="70"/>
-              <w:right w:type="dxa" w:w="110"/>
-            </w:tcMar>
-          </w:tcPr>
-          <w:p>
-            <w:r>
-              <w:rPr>
-                <w:rFonts w:ascii="Arial" w:cs="Arial" w:eastAsia="Arial" w:hAnsi="Arial"/>
-                <w:color w:val="27251F"/>
-                <w:sz w:val="19"/>
-                <w:szCs w:val="19"/>
-              </w:rPr>
-              <w:t xml:space="preserve">Actual minus required. Negative = short of trainers, positive = over.</w:t>
-            </w:r>
-          </w:p>
-        </w:tc>
-      </w:tr>
-      <w:tr>
-        <w:trPr>
-          <w:cantSplit/>
-          <w:tblHeader w:val="false"/>
-        </w:trPr>
-        <w:tc>
-          <w:tcPr>
-            <w:tcW w:type="dxa" w:w="2600"/>
-            <w:tcBorders>
-              <w:top w:val="single" w:color="D9D9D6" w:sz="4"/>
-              <w:left w:val="single" w:color="D9D9D6" w:sz="4"/>
-              <w:bottom w:val="single" w:color="D9D9D6" w:sz="4"/>
-              <w:right w:val="single" w:color="D9D9D6" w:sz="4"/>
-            </w:tcBorders>
-            <w:shd w:fill="FFFFFF" w:color="auto" w:val="clear"/>
-            <w:tcMar>
-              <w:top w:type="dxa" w:w="70"/>
-              <w:left w:type="dxa" w:w="110"/>
-              <w:bottom w:type="dxa" w:w="70"/>
-              <w:right w:type="dxa" w:w="110"/>
-            </w:tcMar>
-          </w:tcPr>
-          <w:p>
-            <w:r>
-              <w:rPr>
-                <w:rFonts w:ascii="Arial" w:cs="Arial" w:eastAsia="Arial" w:hAnsi="Arial"/>
-                <w:color w:val="27251F"/>
-                <w:sz w:val="19"/>
-                <w:szCs w:val="19"/>
-              </w:rPr>
-              <w:t xml:space="preserve">Projected / Gap vs plan</w:t>
-            </w:r>
-          </w:p>
-        </w:tc>
-        <w:tc>
-          <w:tcPr>
-            <w:tcW w:type="dxa" w:w="6800"/>
-            <w:tcBorders>
-              <w:top w:val="single" w:color="D9D9D6" w:sz="4"/>
-              <w:left w:val="single" w:color="D9D9D6" w:sz="4"/>
-              <w:bottom w:val="single" w:color="D9D9D6" w:sz="4"/>
-              <w:right w:val="single" w:color="D9D9D6" w:sz="4"/>
-            </w:tcBorders>
-            <w:shd w:fill="FFFFFF" w:color="auto" w:val="clear"/>
-            <w:tcMar>
-              <w:top w:type="dxa" w:w="70"/>
-              <w:left w:type="dxa" w:w="110"/>
-              <w:bottom w:type="dxa" w:w="70"/>
-              <w:right w:type="dxa" w:w="110"/>
-            </w:tcMar>
-          </w:tcPr>
-          <w:p>
-            <w:r>
-              <w:rPr>
-                <w:rFonts w:ascii="Arial" w:cs="Arial" w:eastAsia="Arial" w:hAnsi="Arial"/>
-                <w:color w:val="27251F"/>
-                <w:sz w:val="19"/>
-                <w:szCs w:val="19"/>
-              </w:rPr>
-              <w:t xml:space="preserve">The trainers in the projection, and actual minus projected.</w:t>
-            </w:r>
-          </w:p>
-        </w:tc>
-      </w:tr>
-      <w:tr>
-        <w:trPr>
-          <w:cantSplit/>
-          <w:tblHeader w:val="false"/>
-        </w:trPr>
-        <w:tc>
-          <w:tcPr>
-            <w:tcW w:type="dxa" w:w="2600"/>
-            <w:tcBorders>
-              <w:top w:val="single" w:color="D9D9D6" w:sz="4"/>
-              <w:left w:val="single" w:color="D9D9D6" w:sz="4"/>
-              <w:bottom w:val="single" w:color="D9D9D6" w:sz="4"/>
-              <w:right w:val="single" w:color="D9D9D6" w:sz="4"/>
-            </w:tcBorders>
-            <w:shd w:fill="FFFFFF" w:color="auto" w:val="clear"/>
-            <w:tcMar>
-              <w:top w:type="dxa" w:w="70"/>
-              <w:left w:type="dxa" w:w="110"/>
-              <w:bottom w:type="dxa" w:w="70"/>
-              <w:right w:type="dxa" w:w="110"/>
-            </w:tcMar>
-          </w:tcPr>
-          <w:p>
-            <w:r>
-              <w:rPr>
-                <w:rFonts w:ascii="Arial" w:cs="Arial" w:eastAsia="Arial" w:hAnsi="Arial"/>
-                <w:color w:val="27251F"/>
-                <w:sz w:val="19"/>
-                <w:szCs w:val="19"/>
-              </w:rPr>
-              <w:t xml:space="preserve">Status</w:t>
-            </w:r>
-          </w:p>
-        </w:tc>
-        <w:tc>
-          <w:tcPr>
-            <w:tcW w:type="dxa" w:w="6800"/>
-            <w:tcBorders>
-              <w:top w:val="single" w:color="D9D9D6" w:sz="4"/>
-              <w:left w:val="single" w:color="D9D9D6" w:sz="4"/>
-              <w:bottom w:val="single" w:color="D9D9D6" w:sz="4"/>
-              <w:right w:val="single" w:color="D9D9D6" w:sz="4"/>
-            </w:tcBorders>
-            <w:shd w:fill="FFFFFF" w:color="auto" w:val="clear"/>
-            <w:tcMar>
-              <w:top w:type="dxa" w:w="70"/>
-              <w:left w:type="dxa" w:w="110"/>
-              <w:bottom w:type="dxa" w:w="70"/>
-              <w:right w:type="dxa" w:w="110"/>
-            </w:tcMar>
-          </w:tcPr>
-          <w:p>
-            <w:r>
-              <w:rPr>
-                <w:rFonts w:ascii="Arial" w:cs="Arial" w:eastAsia="Arial" w:hAnsi="Arial"/>
-                <w:color w:val="27251F"/>
-                <w:sz w:val="19"/>
-                <w:szCs w:val="19"/>
-              </w:rPr>
-              <w:t xml:space="preserve">Over, Enough, Short, No trainers, or Not needed (none required and none present).</w:t>
-            </w:r>
-          </w:p>
-        </w:tc>
-      </w:tr>
-    </w:tbl>
-    <w:p>
-      <w:pPr>
-        <w:spacing w:after="40"/>
-      </w:pPr>
-      <w:r>
-        <w:rPr>
-          <w:rFonts w:ascii="Arial" w:cs="Arial" w:eastAsia="Arial" w:hAnsi="Arial"/>
-          <w:color w:val="27251F"/>
-          <w:sz w:val="21"/>
-          <w:szCs w:val="21"/>
-        </w:rPr>
-        <w:t xml:space="preserve"/>
-      </w:r>
-    </w:p>
-    <w:p>
-      <w:pPr>
-        <w:spacing w:after="90" w:line="290"/>
+    <w:p>
+      <w:pPr>
+        <w:spacing w:after="70" w:line="270"/>
       </w:pPr>
       <w:r>
         <w:rPr>
@@ -1656,19 +1656,19 @@
         <w:pStyle w:val="Heading2"/>
       </w:pPr>
       <w:r>
-        <w:t xml:space="preserve">Step 7 - Who is responsible?</w:t>
-      </w:r>
-    </w:p>
-    <w:p>
-      <w:pPr>
-        <w:keepNext w:val="false"/>
+        <w:t xml:space="preserve">Step 7 - Who joined or left the trainer list?</w:t>
+      </w:r>
+    </w:p>
+    <w:p>
+      <w:pPr>
+        <w:keepNext/>
         <w:spacing w:after="120" w:before="60"/>
         <w:jc w:val="center"/>
       </w:pPr>
       <w:r>
         <w:drawing>
           <wp:inline distT="0" distB="0" distL="0" distR="0">
-            <wp:extent cx="6953250" cy="3648075"/>
+            <wp:extent cx="6953250" cy="2171700"/>
             <wp:effectExtent t="0" r="0" b="0" l="0"/>
             <wp:docPr id="1" name="" descr="" title=""/>
             <wp:cNvGraphicFramePr>
@@ -1693,7 +1693,7 @@
                   <pic:spPr bwMode="auto">
                     <a:xfrm>
                       <a:off x="0" y="0"/>
-                      <a:ext cx="6953250" cy="3648075"/>
+                      <a:ext cx="6953250" cy="2171700"/>
                     </a:xfrm>
                     <a:prstGeom prst="rect">
                       <a:avLst/>
@@ -1708,6 +1708,53 @@
     </w:p>
     <w:p>
       <w:pPr>
+        <w:spacing w:after="70" w:line="270"/>
+      </w:pPr>
+      <w:r>
+        <w:rPr>
+          <w:rFonts w:ascii="Arial" w:cs="Arial" w:eastAsia="Arial" w:hAnsi="Arial"/>
+          <w:color w:val="27251F"/>
+          <w:sz w:val="21"/>
+          <w:szCs w:val="21"/>
+        </w:rPr>
+        <w:t xml:space="preserve">Who joined and who left the trainer list compared with the previous uploaded list. For people who left, the status tells you why: Resigned (they appear in the resignations), Still working, off the list (still on this month's active list, so the allowance was removed or they moved), or Not on the roster.</w:t>
+      </w:r>
+    </w:p>
+    <w:p>
+      <w:pPr>
+        <w:spacing w:after="90" w:line="290"/>
+      </w:pPr>
+      <w:r>
+        <w:rPr>
+          <w:rFonts w:ascii="Arial" w:cs="Arial" w:eastAsia="Arial" w:hAnsi="Arial"/>
+          <w:b/>
+          <w:bCs/>
+          <w:color w:val="27251F"/>
+          <w:sz w:val="21"/>
+          <w:szCs w:val="21"/>
+        </w:rPr>
+        <w:t xml:space="preserve">What to look at: </w:t>
+      </w:r>
+      <w:r>
+        <w:rPr>
+          <w:rFonts w:ascii="Arial" w:cs="Arial" w:eastAsia="Arial" w:hAnsi="Arial"/>
+          <w:color w:val="27251F"/>
+          <w:sz w:val="21"/>
+          <w:szCs w:val="21"/>
+        </w:rPr>
+        <w:t xml:space="preserve">people marked "Still working, off the list" - they may be trainers that moved or lost their allowance by mistake.</w:t>
+      </w:r>
+    </w:p>
+    <w:p>
+      <w:pPr>
+        <w:pStyle w:val="Heading2"/>
+      </w:pPr>
+      <w:r>
+        <w:t xml:space="preserve">Step 8 - Who is responsible?</w:t>
+      </w:r>
+    </w:p>
+    <w:p>
+      <w:pPr>
         <w:keepNext w:val="false"/>
         <w:spacing w:after="120" w:before="60"/>
         <w:jc w:val="center"/>
@@ -1715,7 +1762,7 @@
       <w:r>
         <w:drawing>
           <wp:inline distT="0" distB="0" distL="0" distR="0">
-            <wp:extent cx="6953250" cy="1038225"/>
+            <wp:extent cx="6953250" cy="3648075"/>
             <wp:effectExtent t="0" r="0" b="0" l="0"/>
             <wp:docPr id="1" name="" descr="" title=""/>
             <wp:cNvGraphicFramePr>
@@ -1740,7 +1787,7 @@
                   <pic:spPr bwMode="auto">
                     <a:xfrm>
                       <a:off x="0" y="0"/>
-                      <a:ext cx="6953250" cy="1038225"/>
+                      <a:ext cx="6953250" cy="3648075"/>
                     </a:xfrm>
                     <a:prstGeom prst="rect">
                       <a:avLst/>
@@ -1802,14 +1849,14 @@
     </w:p>
     <w:p>
       <w:pPr>
-        <w:keepNext/>
+        <w:keepNext w:val="false"/>
         <w:spacing w:after="120" w:before="60"/>
         <w:jc w:val="center"/>
       </w:pPr>
       <w:r>
         <w:drawing>
           <wp:inline distT="0" distB="0" distL="0" distR="0">
-            <wp:extent cx="6953250" cy="1257300"/>
+            <wp:extent cx="6953250" cy="1038225"/>
             <wp:effectExtent t="0" r="0" b="0" l="0"/>
             <wp:docPr id="1" name="" descr="" title=""/>
             <wp:cNvGraphicFramePr>
@@ -1834,7 +1881,7 @@
                   <pic:spPr bwMode="auto">
                     <a:xfrm>
                       <a:off x="0" y="0"/>
-                      <a:ext cx="6953250" cy="1257300"/>
+                      <a:ext cx="6953250" cy="1038225"/>
                     </a:xfrm>
                     <a:prstGeom prst="rect">
                       <a:avLst/>
@@ -1849,28 +1896,6 @@
     </w:p>
     <w:p>
       <w:pPr>
-        <w:spacing w:after="70" w:line="270"/>
-      </w:pPr>
-      <w:r>
-        <w:rPr>
-          <w:rFonts w:ascii="Arial" w:cs="Arial" w:eastAsia="Arial" w:hAnsi="Arial"/>
-          <w:color w:val="27251F"/>
-          <w:sz w:val="21"/>
-          <w:szCs w:val="21"/>
-        </w:rPr>
-        <w:t xml:space="preserve">The same figures rolled up by Operation Consultant, Director, Manager and Senior Consultant, with the number of stores each covers.</w:t>
-      </w:r>
-    </w:p>
-    <w:p>
-      <w:pPr>
-        <w:pStyle w:val="Heading2"/>
-      </w:pPr>
-      <w:r>
-        <w:t xml:space="preserve">Step 8 - Who joined or left the trainer list?</w:t>
-      </w:r>
-    </w:p>
-    <w:p>
-      <w:pPr>
         <w:keepNext/>
         <w:spacing w:after="120" w:before="60"/>
         <w:jc w:val="center"/>
@@ -1878,7 +1903,7 @@
       <w:r>
         <w:drawing>
           <wp:inline distT="0" distB="0" distL="0" distR="0">
-            <wp:extent cx="6953250" cy="2171700"/>
+            <wp:extent cx="6953250" cy="1257300"/>
             <wp:effectExtent t="0" r="0" b="0" l="0"/>
             <wp:docPr id="1" name="" descr="" title=""/>
             <wp:cNvGraphicFramePr>
@@ -1903,7 +1928,7 @@
                   <pic:spPr bwMode="auto">
                     <a:xfrm>
                       <a:off x="0" y="0"/>
-                      <a:ext cx="6953250" cy="2171700"/>
+                      <a:ext cx="6953250" cy="1257300"/>
                     </a:xfrm>
                     <a:prstGeom prst="rect">
                       <a:avLst/>
@@ -1927,32 +1952,7 @@
           <w:sz w:val="21"/>
           <w:szCs w:val="21"/>
         </w:rPr>
-        <w:t xml:space="preserve">Who joined and who left the trainer list compared with the previous uploaded list. For people who left, the status tells you why: Resigned (they appear in the resignations), Still working, off the list (still on this month's active list, so the allowance was removed or they moved), or Not on the roster.</w:t>
-      </w:r>
-    </w:p>
-    <w:p>
-      <w:pPr>
-        <w:spacing w:after="90" w:line="290"/>
-      </w:pPr>
-      <w:r>
-        <w:rPr>
-          <w:rFonts w:ascii="Arial" w:cs="Arial" w:eastAsia="Arial" w:hAnsi="Arial"/>
-          <w:b/>
-          <w:bCs/>
-          <w:color w:val="27251F"/>
-          <w:sz w:val="21"/>
-          <w:szCs w:val="21"/>
-        </w:rPr>
-        <w:t xml:space="preserve">What to look at: </w:t>
-      </w:r>
-      <w:r>
-        <w:rPr>
-          <w:rFonts w:ascii="Arial" w:cs="Arial" w:eastAsia="Arial" w:hAnsi="Arial"/>
-          <w:color w:val="27251F"/>
-          <w:sz w:val="21"/>
-          <w:szCs w:val="21"/>
-        </w:rPr>
-        <w:t xml:space="preserve">people marked "Still working, off the list" - they may be trainers that moved or lost their allowance by mistake.</w:t>
+        <w:t xml:space="preserve">The same figures rolled up by Operation Consultant, Director, Manager and Senior Consultant, with the number of stores each covers.</w:t>
       </w:r>
     </w:p>
     <w:sectPr>

--- a/docs/user-guide/en/pages/04-crewtrainers.docx
+++ b/docs/user-guide/en/pages/04-crewtrainers.docx
@@ -451,6 +451,9 @@
             </w:tcMar>
           </w:tcPr>
           <w:p>
+            <w:pPr>
+              <w:keepNext/>
+            </w:pPr>
             <w:r>
               <w:rPr>
                 <w:rFonts w:ascii="Arial" w:cs="Arial" w:eastAsia="Arial" w:hAnsi="Arial"/>
@@ -482,6 +485,9 @@
             </w:tcMar>
           </w:tcPr>
           <w:p>
+            <w:pPr>
+              <w:keepNext/>
+            </w:pPr>
             <w:r>
               <w:rPr>
                 <w:rFonts w:ascii="Arial" w:cs="Arial" w:eastAsia="Arial" w:hAnsi="Arial"/>
@@ -519,6 +525,9 @@
             </w:tcMar>
           </w:tcPr>
           <w:p>
+            <w:pPr>
+              <w:keepNext/>
+            </w:pPr>
             <w:r>
               <w:rPr>
                 <w:rFonts w:ascii="Arial" w:cs="Arial" w:eastAsia="Arial" w:hAnsi="Arial"/>
@@ -548,6 +557,9 @@
             </w:tcMar>
           </w:tcPr>
           <w:p>
+            <w:pPr>
+              <w:keepNext/>
+            </w:pPr>
             <w:r>
               <w:rPr>
                 <w:rFonts w:ascii="Arial" w:cs="Arial" w:eastAsia="Arial" w:hAnsi="Arial"/>
@@ -583,6 +595,9 @@
             </w:tcMar>
           </w:tcPr>
           <w:p>
+            <w:pPr>
+              <w:keepNext/>
+            </w:pPr>
             <w:r>
               <w:rPr>
                 <w:rFonts w:ascii="Arial" w:cs="Arial" w:eastAsia="Arial" w:hAnsi="Arial"/>
@@ -612,6 +627,9 @@
             </w:tcMar>
           </w:tcPr>
           <w:p>
+            <w:pPr>
+              <w:keepNext/>
+            </w:pPr>
             <w:r>
               <w:rPr>
                 <w:rFonts w:ascii="Arial" w:cs="Arial" w:eastAsia="Arial" w:hAnsi="Arial"/>
@@ -647,6 +665,9 @@
             </w:tcMar>
           </w:tcPr>
           <w:p>
+            <w:pPr>
+              <w:keepNext/>
+            </w:pPr>
             <w:r>
               <w:rPr>
                 <w:rFonts w:ascii="Arial" w:cs="Arial" w:eastAsia="Arial" w:hAnsi="Arial"/>
@@ -676,6 +697,9 @@
             </w:tcMar>
           </w:tcPr>
           <w:p>
+            <w:pPr>
+              <w:keepNext/>
+            </w:pPr>
             <w:r>
               <w:rPr>
                 <w:rFonts w:ascii="Arial" w:cs="Arial" w:eastAsia="Arial" w:hAnsi="Arial"/>
@@ -711,6 +735,9 @@
             </w:tcMar>
           </w:tcPr>
           <w:p>
+            <w:pPr>
+              <w:keepNext w:val="false"/>
+            </w:pPr>
             <w:r>
               <w:rPr>
                 <w:rFonts w:ascii="Arial" w:cs="Arial" w:eastAsia="Arial" w:hAnsi="Arial"/>
@@ -740,6 +767,9 @@
             </w:tcMar>
           </w:tcPr>
           <w:p>
+            <w:pPr>
+              <w:keepNext w:val="false"/>
+            </w:pPr>
             <w:r>
               <w:rPr>
                 <w:rFonts w:ascii="Arial" w:cs="Arial" w:eastAsia="Arial" w:hAnsi="Arial"/>
@@ -809,7 +839,7 @@
       <w:r>
         <w:drawing>
           <wp:inline distT="0" distB="0" distL="0" distR="0">
-            <wp:extent cx="6953250" cy="1857375"/>
+            <wp:extent cx="4953000" cy="1323975"/>
             <wp:effectExtent t="0" r="0" b="0" l="0"/>
             <wp:docPr id="1" name="" descr="" title=""/>
             <wp:cNvGraphicFramePr>
@@ -834,7 +864,7 @@
                   <pic:spPr bwMode="auto">
                     <a:xfrm>
                       <a:off x="0" y="0"/>
-                      <a:ext cx="6953250" cy="1857375"/>
+                      <a:ext cx="4953000" cy="1323975"/>
                     </a:xfrm>
                     <a:prstGeom prst="rect">
                       <a:avLst/>
@@ -858,7 +888,7 @@
           <w:sz w:val="21"/>
           <w:szCs w:val="21"/>
         </w:rPr>
-        <w:t xml:space="preserve">A few plain sentences worked out from the numbers on the page: trainers against the rule, the stores most short and the stores above the rule, whether extra trainers could cover gaps elsewhere, what the projection plans against what the rule asks for, how the number of trainers changed since the first list, who joined or left the list, and how many trainers resigned. They follow your filters.</w:t>
+        <w:t xml:space="preserve">Plain sentences worked out from the numbers on the page: trainers against the rule, the stores most short or above the rule, whether extra trainers could cover gaps elsewhere, the projection against the rule, how the number of trainers changed, who joined or left the list, and how many resigned. They follow your filters.</w:t>
       </w:r>
     </w:p>
     <w:p>
@@ -1121,6 +1151,9 @@
             </w:tcMar>
           </w:tcPr>
           <w:p>
+            <w:pPr>
+              <w:keepNext/>
+            </w:pPr>
             <w:r>
               <w:rPr>
                 <w:rFonts w:ascii="Arial" w:cs="Arial" w:eastAsia="Arial" w:hAnsi="Arial"/>
@@ -1152,6 +1185,9 @@
             </w:tcMar>
           </w:tcPr>
           <w:p>
+            <w:pPr>
+              <w:keepNext/>
+            </w:pPr>
             <w:r>
               <w:rPr>
                 <w:rFonts w:ascii="Arial" w:cs="Arial" w:eastAsia="Arial" w:hAnsi="Arial"/>
@@ -1189,6 +1225,9 @@
             </w:tcMar>
           </w:tcPr>
           <w:p>
+            <w:pPr>
+              <w:keepNext/>
+            </w:pPr>
             <w:r>
               <w:rPr>
                 <w:rFonts w:ascii="Arial" w:cs="Arial" w:eastAsia="Arial" w:hAnsi="Arial"/>
@@ -1218,6 +1257,9 @@
             </w:tcMar>
           </w:tcPr>
           <w:p>
+            <w:pPr>
+              <w:keepNext/>
+            </w:pPr>
             <w:r>
               <w:rPr>
                 <w:rFonts w:ascii="Arial" w:cs="Arial" w:eastAsia="Arial" w:hAnsi="Arial"/>
@@ -1253,6 +1295,9 @@
             </w:tcMar>
           </w:tcPr>
           <w:p>
+            <w:pPr>
+              <w:keepNext/>
+            </w:pPr>
             <w:r>
               <w:rPr>
                 <w:rFonts w:ascii="Arial" w:cs="Arial" w:eastAsia="Arial" w:hAnsi="Arial"/>
@@ -1282,6 +1327,9 @@
             </w:tcMar>
           </w:tcPr>
           <w:p>
+            <w:pPr>
+              <w:keepNext/>
+            </w:pPr>
             <w:r>
               <w:rPr>
                 <w:rFonts w:ascii="Arial" w:cs="Arial" w:eastAsia="Arial" w:hAnsi="Arial"/>
@@ -1317,6 +1365,9 @@
             </w:tcMar>
           </w:tcPr>
           <w:p>
+            <w:pPr>
+              <w:keepNext/>
+            </w:pPr>
             <w:r>
               <w:rPr>
                 <w:rFonts w:ascii="Arial" w:cs="Arial" w:eastAsia="Arial" w:hAnsi="Arial"/>
@@ -1346,6 +1397,9 @@
             </w:tcMar>
           </w:tcPr>
           <w:p>
+            <w:pPr>
+              <w:keepNext/>
+            </w:pPr>
             <w:r>
               <w:rPr>
                 <w:rFonts w:ascii="Arial" w:cs="Arial" w:eastAsia="Arial" w:hAnsi="Arial"/>
@@ -1381,6 +1435,9 @@
             </w:tcMar>
           </w:tcPr>
           <w:p>
+            <w:pPr>
+              <w:keepNext/>
+            </w:pPr>
             <w:r>
               <w:rPr>
                 <w:rFonts w:ascii="Arial" w:cs="Arial" w:eastAsia="Arial" w:hAnsi="Arial"/>
@@ -1410,6 +1467,9 @@
             </w:tcMar>
           </w:tcPr>
           <w:p>
+            <w:pPr>
+              <w:keepNext/>
+            </w:pPr>
             <w:r>
               <w:rPr>
                 <w:rFonts w:ascii="Arial" w:cs="Arial" w:eastAsia="Arial" w:hAnsi="Arial"/>
@@ -1445,6 +1505,9 @@
             </w:tcMar>
           </w:tcPr>
           <w:p>
+            <w:pPr>
+              <w:keepNext/>
+            </w:pPr>
             <w:r>
               <w:rPr>
                 <w:rFonts w:ascii="Arial" w:cs="Arial" w:eastAsia="Arial" w:hAnsi="Arial"/>
@@ -1474,6 +1537,9 @@
             </w:tcMar>
           </w:tcPr>
           <w:p>
+            <w:pPr>
+              <w:keepNext/>
+            </w:pPr>
             <w:r>
               <w:rPr>
                 <w:rFonts w:ascii="Arial" w:cs="Arial" w:eastAsia="Arial" w:hAnsi="Arial"/>
@@ -1509,6 +1575,9 @@
             </w:tcMar>
           </w:tcPr>
           <w:p>
+            <w:pPr>
+              <w:keepNext w:val="false"/>
+            </w:pPr>
             <w:r>
               <w:rPr>
                 <w:rFonts w:ascii="Arial" w:cs="Arial" w:eastAsia="Arial" w:hAnsi="Arial"/>
@@ -1538,6 +1607,9 @@
             </w:tcMar>
           </w:tcPr>
           <w:p>
+            <w:pPr>
+              <w:keepNext w:val="false"/>
+            </w:pPr>
             <w:r>
               <w:rPr>
                 <w:rFonts w:ascii="Arial" w:cs="Arial" w:eastAsia="Arial" w:hAnsi="Arial"/>

--- a/docs/user-guide/en/pages/04-crewtrainers.docx
+++ b/docs/user-guide/en/pages/04-crewtrainers.docx
@@ -839,7 +839,7 @@
       <w:r>
         <w:drawing>
           <wp:inline distT="0" distB="0" distL="0" distR="0">
-            <wp:extent cx="4953000" cy="1323975"/>
+            <wp:extent cx="6953250" cy="1857375"/>
             <wp:effectExtent t="0" r="0" b="0" l="0"/>
             <wp:docPr id="1" name="" descr="" title=""/>
             <wp:cNvGraphicFramePr>
@@ -864,7 +864,7 @@
                   <pic:spPr bwMode="auto">
                     <a:xfrm>
                       <a:off x="0" y="0"/>
-                      <a:ext cx="4953000" cy="1323975"/>
+                      <a:ext cx="6953250" cy="1857375"/>
                     </a:xfrm>
                     <a:prstGeom prst="rect">
                       <a:avLst/>
@@ -888,7 +888,7 @@
           <w:sz w:val="21"/>
           <w:szCs w:val="21"/>
         </w:rPr>
-        <w:t xml:space="preserve">Plain sentences worked out from the numbers on the page: trainers against the rule, the stores most short or above the rule, whether extra trainers could cover gaps elsewhere, the projection against the rule, how the number of trainers changed, who joined or left the list, and how many resigned. They follow your filters.</w:t>
+        <w:t xml:space="preserve">Plain sentences worked out from the numbers on the page: trainers against the rule, the stores most short or above it, whether extra trainers could cover gaps, how the list changed and how many trainers resigned. They follow your filters.</w:t>
       </w:r>
     </w:p>
     <w:p>

--- a/docs/user-guide/en/pages/04-crewtrainers.docx
+++ b/docs/user-guide/en/pages/04-crewtrainers.docx
@@ -65,7 +65,7 @@
       <w:r>
         <w:drawing>
           <wp:inline distT="0" distB="0" distL="0" distR="0">
-            <wp:extent cx="5715000" cy="495300"/>
+            <wp:extent cx="6953250" cy="600075"/>
             <wp:effectExtent t="0" r="0" b="0" l="0"/>
             <wp:docPr id="1" name="" descr="" title=""/>
             <wp:cNvGraphicFramePr>
@@ -90,7 +90,7 @@
                   <pic:spPr bwMode="auto">
                     <a:xfrm>
                       <a:off x="0" y="0"/>
-                      <a:ext cx="5715000" cy="495300"/>
+                      <a:ext cx="6953250" cy="600075"/>
                     </a:xfrm>
                     <a:prstGeom prst="rect">
                       <a:avLst/>
@@ -105,7 +105,7 @@
     </w:p>
     <w:p>
       <w:pPr>
-        <w:spacing w:after="90" w:line="290"/>
+        <w:spacing w:after="70" w:line="270"/>
       </w:pPr>
       <w:r>
         <w:rPr>
@@ -127,7 +127,7 @@
     </w:p>
     <w:tbl>
       <w:tblPr>
-        <w:tblW w:type="dxa" w:w="9399"/>
+        <w:tblW w:type="dxa" w:w="11000"/>
         <w:jc w:val="center"/>
         <w:tblBorders>
           <w:top w:val="single" w:color="auto" w:sz="4"/>
@@ -139,9 +139,10 @@
         </w:tblBorders>
       </w:tblPr>
       <w:tblGrid>
-        <w:gridCol w:w="3133"/>
-        <w:gridCol w:w="3133"/>
-        <w:gridCol w:w="3133"/>
+        <w:gridCol w:w="2750"/>
+        <w:gridCol w:w="2750"/>
+        <w:gridCol w:w="2750"/>
+        <w:gridCol w:w="2750"/>
       </w:tblGrid>
       <w:tr>
         <w:trPr>
@@ -149,7 +150,7 @@
         </w:trPr>
         <w:tc>
           <w:tcPr>
-            <w:tcW w:type="dxa" w:w="3133"/>
+            <w:tcW w:type="dxa" w:w="2750"/>
             <w:tcBorders>
               <w:top w:val="none" w:color="FFFFFF" w:sz="0"/>
               <w:left w:val="none" w:color="FFFFFF" w:sz="0"/>
@@ -170,7 +171,7 @@
             <w:r>
               <w:drawing>
                 <wp:inline distT="0" distB="0" distL="0" distR="0">
-                  <wp:extent cx="1809750" cy="971550"/>
+                  <wp:extent cx="1590675" cy="847725"/>
                   <wp:effectExtent t="0" r="0" b="0" l="0"/>
                   <wp:docPr id="1" name="" descr="" title=""/>
                   <wp:cNvGraphicFramePr>
@@ -195,7 +196,7 @@
                         <pic:spPr bwMode="auto">
                           <a:xfrm>
                             <a:off x="0" y="0"/>
-                            <a:ext cx="1809750" cy="971550"/>
+                            <a:ext cx="1590675" cy="847725"/>
                           </a:xfrm>
                           <a:prstGeom prst="rect">
                             <a:avLst/>
@@ -211,7 +212,7 @@
         </w:tc>
         <w:tc>
           <w:tcPr>
-            <w:tcW w:type="dxa" w:w="3133"/>
+            <w:tcW w:type="dxa" w:w="2750"/>
             <w:tcBorders>
               <w:top w:val="none" w:color="FFFFFF" w:sz="0"/>
               <w:left w:val="none" w:color="FFFFFF" w:sz="0"/>
@@ -232,7 +233,7 @@
             <w:r>
               <w:drawing>
                 <wp:inline distT="0" distB="0" distL="0" distR="0">
-                  <wp:extent cx="1809750" cy="971550"/>
+                  <wp:extent cx="1590675" cy="847725"/>
                   <wp:effectExtent t="0" r="0" b="0" l="0"/>
                   <wp:docPr id="1" name="" descr="" title=""/>
                   <wp:cNvGraphicFramePr>
@@ -257,7 +258,7 @@
                         <pic:spPr bwMode="auto">
                           <a:xfrm>
                             <a:off x="0" y="0"/>
-                            <a:ext cx="1809750" cy="971550"/>
+                            <a:ext cx="1590675" cy="847725"/>
                           </a:xfrm>
                           <a:prstGeom prst="rect">
                             <a:avLst/>
@@ -273,7 +274,7 @@
         </w:tc>
         <w:tc>
           <w:tcPr>
-            <w:tcW w:type="dxa" w:w="3133"/>
+            <w:tcW w:type="dxa" w:w="2750"/>
             <w:tcBorders>
               <w:top w:val="none" w:color="FFFFFF" w:sz="0"/>
               <w:left w:val="none" w:color="FFFFFF" w:sz="0"/>
@@ -294,7 +295,7 @@
             <w:r>
               <w:drawing>
                 <wp:inline distT="0" distB="0" distL="0" distR="0">
-                  <wp:extent cx="1809750" cy="971550"/>
+                  <wp:extent cx="1590675" cy="847725"/>
                   <wp:effectExtent t="0" r="0" b="0" l="0"/>
                   <wp:docPr id="1" name="" descr="" title=""/>
                   <wp:cNvGraphicFramePr>
@@ -319,7 +320,7 @@
                         <pic:spPr bwMode="auto">
                           <a:xfrm>
                             <a:off x="0" y="0"/>
-                            <a:ext cx="1809750" cy="971550"/>
+                            <a:ext cx="1590675" cy="847725"/>
                           </a:xfrm>
                           <a:prstGeom prst="rect">
                             <a:avLst/>
@@ -333,14 +334,9 @@
             </w:r>
           </w:p>
         </w:tc>
-      </w:tr>
-      <w:tr>
-        <w:trPr>
-          <w:cantSplit/>
-        </w:trPr>
-        <w:tc>
-          <w:tcPr>
-            <w:tcW w:type="dxa" w:w="3133"/>
+        <w:tc>
+          <w:tcPr>
+            <w:tcW w:type="dxa" w:w="2750"/>
             <w:tcBorders>
               <w:top w:val="none" w:color="FFFFFF" w:sz="0"/>
               <w:left w:val="none" w:color="FFFFFF" w:sz="0"/>
@@ -361,7 +357,7 @@
             <w:r>
               <w:drawing>
                 <wp:inline distT="0" distB="0" distL="0" distR="0">
-                  <wp:extent cx="1809750" cy="971550"/>
+                  <wp:extent cx="1590675" cy="847725"/>
                   <wp:effectExtent t="0" r="0" b="0" l="0"/>
                   <wp:docPr id="1" name="" descr="" title=""/>
                   <wp:cNvGraphicFramePr>
@@ -386,7 +382,7 @@
                         <pic:spPr bwMode="auto">
                           <a:xfrm>
                             <a:off x="0" y="0"/>
-                            <a:ext cx="1809750" cy="971550"/>
+                            <a:ext cx="1590675" cy="847725"/>
                           </a:xfrm>
                           <a:prstGeom prst="rect">
                             <a:avLst/>
@@ -399,42 +395,6 @@
               </w:drawing>
             </w:r>
           </w:p>
-        </w:tc>
-        <w:tc>
-          <w:tcPr>
-            <w:tcW w:type="dxa" w:w="3133"/>
-            <w:tcBorders>
-              <w:top w:val="none" w:color="FFFFFF" w:sz="0"/>
-              <w:left w:val="none" w:color="FFFFFF" w:sz="0"/>
-              <w:bottom w:val="none" w:color="FFFFFF" w:sz="0"/>
-              <w:right w:val="none" w:color="FFFFFF" w:sz="0"/>
-            </w:tcBorders>
-            <w:tcMar>
-              <w:top w:type="dxa" w:w="40"/>
-              <w:left w:type="dxa" w:w="40"/>
-              <w:bottom w:type="dxa" w:w="80"/>
-              <w:right w:type="dxa" w:w="40"/>
-            </w:tcMar>
-          </w:tcPr>
-          <w:p/>
-        </w:tc>
-        <w:tc>
-          <w:tcPr>
-            <w:tcW w:type="dxa" w:w="3133"/>
-            <w:tcBorders>
-              <w:top w:val="none" w:color="FFFFFF" w:sz="0"/>
-              <w:left w:val="none" w:color="FFFFFF" w:sz="0"/>
-              <w:bottom w:val="none" w:color="FFFFFF" w:sz="0"/>
-              <w:right w:val="none" w:color="FFFFFF" w:sz="0"/>
-            </w:tcBorders>
-            <w:tcMar>
-              <w:top w:type="dxa" w:w="40"/>
-              <w:left w:type="dxa" w:w="40"/>
-              <w:bottom w:type="dxa" w:w="80"/>
-              <w:right w:type="dxa" w:w="40"/>
-            </w:tcMar>
-          </w:tcPr>
-          <w:p/>
         </w:tc>
       </w:tr>
     </w:tbl>
@@ -491,6 +451,9 @@
             </w:tcMar>
           </w:tcPr>
           <w:p>
+            <w:pPr>
+              <w:keepNext/>
+            </w:pPr>
             <w:r>
               <w:rPr>
                 <w:rFonts w:ascii="Arial" w:cs="Arial" w:eastAsia="Arial" w:hAnsi="Arial"/>
@@ -522,6 +485,9 @@
             </w:tcMar>
           </w:tcPr>
           <w:p>
+            <w:pPr>
+              <w:keepNext/>
+            </w:pPr>
             <w:r>
               <w:rPr>
                 <w:rFonts w:ascii="Arial" w:cs="Arial" w:eastAsia="Arial" w:hAnsi="Arial"/>
@@ -559,6 +525,9 @@
             </w:tcMar>
           </w:tcPr>
           <w:p>
+            <w:pPr>
+              <w:keepNext/>
+            </w:pPr>
             <w:r>
               <w:rPr>
                 <w:rFonts w:ascii="Arial" w:cs="Arial" w:eastAsia="Arial" w:hAnsi="Arial"/>
@@ -588,6 +557,9 @@
             </w:tcMar>
           </w:tcPr>
           <w:p>
+            <w:pPr>
+              <w:keepNext/>
+            </w:pPr>
             <w:r>
               <w:rPr>
                 <w:rFonts w:ascii="Arial" w:cs="Arial" w:eastAsia="Arial" w:hAnsi="Arial"/>
@@ -623,6 +595,9 @@
             </w:tcMar>
           </w:tcPr>
           <w:p>
+            <w:pPr>
+              <w:keepNext/>
+            </w:pPr>
             <w:r>
               <w:rPr>
                 <w:rFonts w:ascii="Arial" w:cs="Arial" w:eastAsia="Arial" w:hAnsi="Arial"/>
@@ -652,6 +627,9 @@
             </w:tcMar>
           </w:tcPr>
           <w:p>
+            <w:pPr>
+              <w:keepNext/>
+            </w:pPr>
             <w:r>
               <w:rPr>
                 <w:rFonts w:ascii="Arial" w:cs="Arial" w:eastAsia="Arial" w:hAnsi="Arial"/>
@@ -687,6 +665,9 @@
             </w:tcMar>
           </w:tcPr>
           <w:p>
+            <w:pPr>
+              <w:keepNext/>
+            </w:pPr>
             <w:r>
               <w:rPr>
                 <w:rFonts w:ascii="Arial" w:cs="Arial" w:eastAsia="Arial" w:hAnsi="Arial"/>
@@ -716,6 +697,9 @@
             </w:tcMar>
           </w:tcPr>
           <w:p>
+            <w:pPr>
+              <w:keepNext/>
+            </w:pPr>
             <w:r>
               <w:rPr>
                 <w:rFonts w:ascii="Arial" w:cs="Arial" w:eastAsia="Arial" w:hAnsi="Arial"/>
@@ -751,6 +735,9 @@
             </w:tcMar>
           </w:tcPr>
           <w:p>
+            <w:pPr>
+              <w:keepNext w:val="false"/>
+            </w:pPr>
             <w:r>
               <w:rPr>
                 <w:rFonts w:ascii="Arial" w:cs="Arial" w:eastAsia="Arial" w:hAnsi="Arial"/>
@@ -780,6 +767,9 @@
             </w:tcMar>
           </w:tcPr>
           <w:p>
+            <w:pPr>
+              <w:keepNext w:val="false"/>
+            </w:pPr>
             <w:r>
               <w:rPr>
                 <w:rFonts w:ascii="Arial" w:cs="Arial" w:eastAsia="Arial" w:hAnsi="Arial"/>
@@ -849,7 +839,7 @@
       <w:r>
         <w:drawing>
           <wp:inline distT="0" distB="0" distL="0" distR="0">
-            <wp:extent cx="5715000" cy="1524000"/>
+            <wp:extent cx="6953250" cy="1857375"/>
             <wp:effectExtent t="0" r="0" b="0" l="0"/>
             <wp:docPr id="1" name="" descr="" title=""/>
             <wp:cNvGraphicFramePr>
@@ -874,7 +864,7 @@
                   <pic:spPr bwMode="auto">
                     <a:xfrm>
                       <a:off x="0" y="0"/>
-                      <a:ext cx="5715000" cy="1524000"/>
+                      <a:ext cx="6953250" cy="1857375"/>
                     </a:xfrm>
                     <a:prstGeom prst="rect">
                       <a:avLst/>
@@ -889,7 +879,7 @@
     </w:p>
     <w:p>
       <w:pPr>
-        <w:spacing w:after="90" w:line="290"/>
+        <w:spacing w:after="70" w:line="270"/>
       </w:pPr>
       <w:r>
         <w:rPr>
@@ -898,7 +888,7 @@
           <w:sz w:val="21"/>
           <w:szCs w:val="21"/>
         </w:rPr>
-        <w:t xml:space="preserve">A few plain sentences worked out from the numbers on the page: trainers against the rule, the stores most short and the stores above the rule, whether extra trainers could cover gaps elsewhere, what the projection plans against what the rule asks for, how the number of trainers changed since the first list, who joined or left the list, and how many trainers resigned. They follow your filters.</w:t>
+        <w:t xml:space="preserve">Plain sentences worked out from the numbers on the page: trainers against the rule, the stores most short or above it, whether extra trainers could cover gaps, how the list changed and how many trainers resigned. They follow your filters.</w:t>
       </w:r>
     </w:p>
     <w:p>
@@ -943,7 +933,7 @@
       <w:r>
         <w:drawing>
           <wp:inline distT="0" distB="0" distL="0" distR="0">
-            <wp:extent cx="5715000" cy="1695450"/>
+            <wp:extent cx="6953250" cy="2057400"/>
             <wp:effectExtent t="0" r="0" b="0" l="0"/>
             <wp:docPr id="1" name="" descr="" title=""/>
             <wp:cNvGraphicFramePr>
@@ -968,7 +958,7 @@
                   <pic:spPr bwMode="auto">
                     <a:xfrm>
                       <a:off x="0" y="0"/>
-                      <a:ext cx="5715000" cy="1695450"/>
+                      <a:ext cx="6953250" cy="2057400"/>
                     </a:xfrm>
                     <a:prstGeom prst="rect">
                       <a:avLst/>
@@ -983,7 +973,7 @@
     </w:p>
     <w:p>
       <w:pPr>
-        <w:spacing w:after="90" w:line="290"/>
+        <w:spacing w:after="70" w:line="270"/>
       </w:pPr>
       <w:r>
         <w:rPr>
@@ -1037,7 +1027,7 @@
       <w:r>
         <w:drawing>
           <wp:inline distT="0" distB="0" distL="0" distR="0">
-            <wp:extent cx="5715000" cy="1676400"/>
+            <wp:extent cx="6953250" cy="2038350"/>
             <wp:effectExtent t="0" r="0" b="0" l="0"/>
             <wp:docPr id="1" name="" descr="" title=""/>
             <wp:cNvGraphicFramePr>
@@ -1062,7 +1052,7 @@
                   <pic:spPr bwMode="auto">
                     <a:xfrm>
                       <a:off x="0" y="0"/>
-                      <a:ext cx="5715000" cy="1676400"/>
+                      <a:ext cx="6953250" cy="2038350"/>
                     </a:xfrm>
                     <a:prstGeom prst="rect">
                       <a:avLst/>
@@ -1077,7 +1067,7 @@
     </w:p>
     <w:p>
       <w:pPr>
-        <w:spacing w:after="90" w:line="290"/>
+        <w:spacing w:after="70" w:line="270"/>
       </w:pPr>
       <w:r>
         <w:rPr>
@@ -1122,6 +1112,531 @@
         <w:t xml:space="preserve">Step 6 - Which stores need trainers?</w:t>
       </w:r>
     </w:p>
+    <w:tbl>
+      <w:tblPr>
+        <w:tblW w:type="dxa" w:w="9400"/>
+        <w:tblBorders>
+          <w:top w:val="single" w:color="auto" w:sz="4"/>
+          <w:left w:val="single" w:color="auto" w:sz="4"/>
+          <w:bottom w:val="single" w:color="auto" w:sz="4"/>
+          <w:right w:val="single" w:color="auto" w:sz="4"/>
+          <w:insideH w:val="single" w:color="auto" w:sz="4"/>
+          <w:insideV w:val="single" w:color="auto" w:sz="4"/>
+        </w:tblBorders>
+      </w:tblPr>
+      <w:tblGrid>
+        <w:gridCol w:w="2600"/>
+        <w:gridCol w:w="6800"/>
+      </w:tblGrid>
+      <w:tr>
+        <w:trPr>
+          <w:cantSplit/>
+          <w:tblHeader/>
+        </w:trPr>
+        <w:tc>
+          <w:tcPr>
+            <w:tcW w:type="dxa" w:w="2600"/>
+            <w:tcBorders>
+              <w:top w:val="single" w:color="D9D9D6" w:sz="4"/>
+              <w:left w:val="single" w:color="D9D9D6" w:sz="4"/>
+              <w:bottom w:val="single" w:color="D9D9D6" w:sz="4"/>
+              <w:right w:val="single" w:color="D9D9D6" w:sz="4"/>
+            </w:tcBorders>
+            <w:shd w:fill="FFC72C" w:color="auto" w:val="clear"/>
+            <w:tcMar>
+              <w:top w:type="dxa" w:w="70"/>
+              <w:left w:type="dxa" w:w="110"/>
+              <w:bottom w:type="dxa" w:w="70"/>
+              <w:right w:type="dxa" w:w="110"/>
+            </w:tcMar>
+          </w:tcPr>
+          <w:p>
+            <w:pPr>
+              <w:keepNext/>
+            </w:pPr>
+            <w:r>
+              <w:rPr>
+                <w:rFonts w:ascii="Arial" w:cs="Arial" w:eastAsia="Arial" w:hAnsi="Arial"/>
+                <w:b/>
+                <w:bCs/>
+                <w:color w:val="27251F"/>
+                <w:sz w:val="19"/>
+                <w:szCs w:val="19"/>
+              </w:rPr>
+              <w:t xml:space="preserve">Column</w:t>
+            </w:r>
+          </w:p>
+        </w:tc>
+        <w:tc>
+          <w:tcPr>
+            <w:tcW w:type="dxa" w:w="6800"/>
+            <w:tcBorders>
+              <w:top w:val="single" w:color="D9D9D6" w:sz="4"/>
+              <w:left w:val="single" w:color="D9D9D6" w:sz="4"/>
+              <w:bottom w:val="single" w:color="D9D9D6" w:sz="4"/>
+              <w:right w:val="single" w:color="D9D9D6" w:sz="4"/>
+            </w:tcBorders>
+            <w:shd w:fill="FFC72C" w:color="auto" w:val="clear"/>
+            <w:tcMar>
+              <w:top w:type="dxa" w:w="70"/>
+              <w:left w:type="dxa" w:w="110"/>
+              <w:bottom w:type="dxa" w:w="70"/>
+              <w:right w:type="dxa" w:w="110"/>
+            </w:tcMar>
+          </w:tcPr>
+          <w:p>
+            <w:pPr>
+              <w:keepNext/>
+            </w:pPr>
+            <w:r>
+              <w:rPr>
+                <w:rFonts w:ascii="Arial" w:cs="Arial" w:eastAsia="Arial" w:hAnsi="Arial"/>
+                <w:b/>
+                <w:bCs/>
+                <w:color w:val="27251F"/>
+                <w:sz w:val="19"/>
+                <w:szCs w:val="19"/>
+              </w:rPr>
+              <w:t xml:space="preserve">Meaning</w:t>
+            </w:r>
+          </w:p>
+        </w:tc>
+      </w:tr>
+      <w:tr>
+        <w:trPr>
+          <w:cantSplit/>
+          <w:tblHeader w:val="false"/>
+        </w:trPr>
+        <w:tc>
+          <w:tcPr>
+            <w:tcW w:type="dxa" w:w="2600"/>
+            <w:tcBorders>
+              <w:top w:val="single" w:color="D9D9D6" w:sz="4"/>
+              <w:left w:val="single" w:color="D9D9D6" w:sz="4"/>
+              <w:bottom w:val="single" w:color="D9D9D6" w:sz="4"/>
+              <w:right w:val="single" w:color="D9D9D6" w:sz="4"/>
+            </w:tcBorders>
+            <w:shd w:fill="FFFFFF" w:color="auto" w:val="clear"/>
+            <w:tcMar>
+              <w:top w:type="dxa" w:w="70"/>
+              <w:left w:type="dxa" w:w="110"/>
+              <w:bottom w:type="dxa" w:w="70"/>
+              <w:right w:type="dxa" w:w="110"/>
+            </w:tcMar>
+          </w:tcPr>
+          <w:p>
+            <w:pPr>
+              <w:keepNext/>
+            </w:pPr>
+            <w:r>
+              <w:rPr>
+                <w:rFonts w:ascii="Arial" w:cs="Arial" w:eastAsia="Arial" w:hAnsi="Arial"/>
+                <w:color w:val="27251F"/>
+                <w:sz w:val="19"/>
+                <w:szCs w:val="19"/>
+              </w:rPr>
+              <w:t xml:space="preserve">Crew level</w:t>
+            </w:r>
+          </w:p>
+        </w:tc>
+        <w:tc>
+          <w:tcPr>
+            <w:tcW w:type="dxa" w:w="6800"/>
+            <w:tcBorders>
+              <w:top w:val="single" w:color="D9D9D6" w:sz="4"/>
+              <w:left w:val="single" w:color="D9D9D6" w:sz="4"/>
+              <w:bottom w:val="single" w:color="D9D9D6" w:sz="4"/>
+              <w:right w:val="single" w:color="D9D9D6" w:sz="4"/>
+            </w:tcBorders>
+            <w:shd w:fill="FFFFFF" w:color="auto" w:val="clear"/>
+            <w:tcMar>
+              <w:top w:type="dxa" w:w="70"/>
+              <w:left w:type="dxa" w:w="110"/>
+              <w:bottom w:type="dxa" w:w="70"/>
+              <w:right w:type="dxa" w:w="110"/>
+            </w:tcMar>
+          </w:tcPr>
+          <w:p>
+            <w:pPr>
+              <w:keepNext/>
+            </w:pPr>
+            <w:r>
+              <w:rPr>
+                <w:rFonts w:ascii="Arial" w:cs="Arial" w:eastAsia="Arial" w:hAnsi="Arial"/>
+                <w:color w:val="27251F"/>
+                <w:sz w:val="19"/>
+                <w:szCs w:val="19"/>
+              </w:rPr>
+              <w:t xml:space="preserve">The people the trainers train.</w:t>
+            </w:r>
+          </w:p>
+        </w:tc>
+      </w:tr>
+      <w:tr>
+        <w:trPr>
+          <w:cantSplit/>
+          <w:tblHeader w:val="false"/>
+        </w:trPr>
+        <w:tc>
+          <w:tcPr>
+            <w:tcW w:type="dxa" w:w="2600"/>
+            <w:tcBorders>
+              <w:top w:val="single" w:color="D9D9D6" w:sz="4"/>
+              <w:left w:val="single" w:color="D9D9D6" w:sz="4"/>
+              <w:bottom w:val="single" w:color="D9D9D6" w:sz="4"/>
+              <w:right w:val="single" w:color="D9D9D6" w:sz="4"/>
+            </w:tcBorders>
+            <w:shd w:fill="FFFFFF" w:color="auto" w:val="clear"/>
+            <w:tcMar>
+              <w:top w:type="dxa" w:w="70"/>
+              <w:left w:type="dxa" w:w="110"/>
+              <w:bottom w:type="dxa" w:w="70"/>
+              <w:right w:type="dxa" w:w="110"/>
+            </w:tcMar>
+          </w:tcPr>
+          <w:p>
+            <w:pPr>
+              <w:keepNext/>
+            </w:pPr>
+            <w:r>
+              <w:rPr>
+                <w:rFonts w:ascii="Arial" w:cs="Arial" w:eastAsia="Arial" w:hAnsi="Arial"/>
+                <w:color w:val="27251F"/>
+                <w:sz w:val="19"/>
+                <w:szCs w:val="19"/>
+              </w:rPr>
+              <w:t xml:space="preserve">Required</w:t>
+            </w:r>
+          </w:p>
+        </w:tc>
+        <w:tc>
+          <w:tcPr>
+            <w:tcW w:type="dxa" w:w="6800"/>
+            <w:tcBorders>
+              <w:top w:val="single" w:color="D9D9D6" w:sz="4"/>
+              <w:left w:val="single" w:color="D9D9D6" w:sz="4"/>
+              <w:bottom w:val="single" w:color="D9D9D6" w:sz="4"/>
+              <w:right w:val="single" w:color="D9D9D6" w:sz="4"/>
+            </w:tcBorders>
+            <w:shd w:fill="FFFFFF" w:color="auto" w:val="clear"/>
+            <w:tcMar>
+              <w:top w:type="dxa" w:w="70"/>
+              <w:left w:type="dxa" w:w="110"/>
+              <w:bottom w:type="dxa" w:w="70"/>
+              <w:right w:type="dxa" w:w="110"/>
+            </w:tcMar>
+          </w:tcPr>
+          <w:p>
+            <w:pPr>
+              <w:keepNext/>
+            </w:pPr>
+            <w:r>
+              <w:rPr>
+                <w:rFonts w:ascii="Arial" w:cs="Arial" w:eastAsia="Arial" w:hAnsi="Arial"/>
+                <w:color w:val="27251F"/>
+                <w:sz w:val="19"/>
+                <w:szCs w:val="19"/>
+              </w:rPr>
+              <w:t xml:space="preserve">Crew level divided by 6, rounded to the nearest whole number (a half rounds up).</w:t>
+            </w:r>
+          </w:p>
+        </w:tc>
+      </w:tr>
+      <w:tr>
+        <w:trPr>
+          <w:cantSplit/>
+          <w:tblHeader w:val="false"/>
+        </w:trPr>
+        <w:tc>
+          <w:tcPr>
+            <w:tcW w:type="dxa" w:w="2600"/>
+            <w:tcBorders>
+              <w:top w:val="single" w:color="D9D9D6" w:sz="4"/>
+              <w:left w:val="single" w:color="D9D9D6" w:sz="4"/>
+              <w:bottom w:val="single" w:color="D9D9D6" w:sz="4"/>
+              <w:right w:val="single" w:color="D9D9D6" w:sz="4"/>
+            </w:tcBorders>
+            <w:shd w:fill="FFFFFF" w:color="auto" w:val="clear"/>
+            <w:tcMar>
+              <w:top w:type="dxa" w:w="70"/>
+              <w:left w:type="dxa" w:w="110"/>
+              <w:bottom w:type="dxa" w:w="70"/>
+              <w:right w:type="dxa" w:w="110"/>
+            </w:tcMar>
+          </w:tcPr>
+          <w:p>
+            <w:pPr>
+              <w:keepNext/>
+            </w:pPr>
+            <w:r>
+              <w:rPr>
+                <w:rFonts w:ascii="Arial" w:cs="Arial" w:eastAsia="Arial" w:hAnsi="Arial"/>
+                <w:color w:val="27251F"/>
+                <w:sz w:val="19"/>
+                <w:szCs w:val="19"/>
+              </w:rPr>
+              <w:t xml:space="preserve">Actual</w:t>
+            </w:r>
+          </w:p>
+        </w:tc>
+        <w:tc>
+          <w:tcPr>
+            <w:tcW w:type="dxa" w:w="6800"/>
+            <w:tcBorders>
+              <w:top w:val="single" w:color="D9D9D6" w:sz="4"/>
+              <w:left w:val="single" w:color="D9D9D6" w:sz="4"/>
+              <w:bottom w:val="single" w:color="D9D9D6" w:sz="4"/>
+              <w:right w:val="single" w:color="D9D9D6" w:sz="4"/>
+            </w:tcBorders>
+            <w:shd w:fill="FFFFFF" w:color="auto" w:val="clear"/>
+            <w:tcMar>
+              <w:top w:type="dxa" w:w="70"/>
+              <w:left w:type="dxa" w:w="110"/>
+              <w:bottom w:type="dxa" w:w="70"/>
+              <w:right w:type="dxa" w:w="110"/>
+            </w:tcMar>
+          </w:tcPr>
+          <w:p>
+            <w:pPr>
+              <w:keepNext/>
+            </w:pPr>
+            <w:r>
+              <w:rPr>
+                <w:rFonts w:ascii="Arial" w:cs="Arial" w:eastAsia="Arial" w:hAnsi="Arial"/>
+                <w:color w:val="27251F"/>
+                <w:sz w:val="19"/>
+                <w:szCs w:val="19"/>
+              </w:rPr>
+              <w:t xml:space="preserve">Actual trainers in the store.</w:t>
+            </w:r>
+          </w:p>
+        </w:tc>
+      </w:tr>
+      <w:tr>
+        <w:trPr>
+          <w:cantSplit/>
+          <w:tblHeader w:val="false"/>
+        </w:trPr>
+        <w:tc>
+          <w:tcPr>
+            <w:tcW w:type="dxa" w:w="2600"/>
+            <w:tcBorders>
+              <w:top w:val="single" w:color="D9D9D6" w:sz="4"/>
+              <w:left w:val="single" w:color="D9D9D6" w:sz="4"/>
+              <w:bottom w:val="single" w:color="D9D9D6" w:sz="4"/>
+              <w:right w:val="single" w:color="D9D9D6" w:sz="4"/>
+            </w:tcBorders>
+            <w:shd w:fill="FFFFFF" w:color="auto" w:val="clear"/>
+            <w:tcMar>
+              <w:top w:type="dxa" w:w="70"/>
+              <w:left w:type="dxa" w:w="110"/>
+              <w:bottom w:type="dxa" w:w="70"/>
+              <w:right w:type="dxa" w:w="110"/>
+            </w:tcMar>
+          </w:tcPr>
+          <w:p>
+            <w:pPr>
+              <w:keepNext/>
+            </w:pPr>
+            <w:r>
+              <w:rPr>
+                <w:rFonts w:ascii="Arial" w:cs="Arial" w:eastAsia="Arial" w:hAnsi="Arial"/>
+                <w:color w:val="27251F"/>
+                <w:sz w:val="19"/>
+                <w:szCs w:val="19"/>
+              </w:rPr>
+              <w:t xml:space="preserve">Gap vs rule</w:t>
+            </w:r>
+          </w:p>
+        </w:tc>
+        <w:tc>
+          <w:tcPr>
+            <w:tcW w:type="dxa" w:w="6800"/>
+            <w:tcBorders>
+              <w:top w:val="single" w:color="D9D9D6" w:sz="4"/>
+              <w:left w:val="single" w:color="D9D9D6" w:sz="4"/>
+              <w:bottom w:val="single" w:color="D9D9D6" w:sz="4"/>
+              <w:right w:val="single" w:color="D9D9D6" w:sz="4"/>
+            </w:tcBorders>
+            <w:shd w:fill="FFFFFF" w:color="auto" w:val="clear"/>
+            <w:tcMar>
+              <w:top w:type="dxa" w:w="70"/>
+              <w:left w:type="dxa" w:w="110"/>
+              <w:bottom w:type="dxa" w:w="70"/>
+              <w:right w:type="dxa" w:w="110"/>
+            </w:tcMar>
+          </w:tcPr>
+          <w:p>
+            <w:pPr>
+              <w:keepNext/>
+            </w:pPr>
+            <w:r>
+              <w:rPr>
+                <w:rFonts w:ascii="Arial" w:cs="Arial" w:eastAsia="Arial" w:hAnsi="Arial"/>
+                <w:color w:val="27251F"/>
+                <w:sz w:val="19"/>
+                <w:szCs w:val="19"/>
+              </w:rPr>
+              <w:t xml:space="preserve">Actual minus required. Negative = short of trainers, positive = over.</w:t>
+            </w:r>
+          </w:p>
+        </w:tc>
+      </w:tr>
+      <w:tr>
+        <w:trPr>
+          <w:cantSplit/>
+          <w:tblHeader w:val="false"/>
+        </w:trPr>
+        <w:tc>
+          <w:tcPr>
+            <w:tcW w:type="dxa" w:w="2600"/>
+            <w:tcBorders>
+              <w:top w:val="single" w:color="D9D9D6" w:sz="4"/>
+              <w:left w:val="single" w:color="D9D9D6" w:sz="4"/>
+              <w:bottom w:val="single" w:color="D9D9D6" w:sz="4"/>
+              <w:right w:val="single" w:color="D9D9D6" w:sz="4"/>
+            </w:tcBorders>
+            <w:shd w:fill="FFFFFF" w:color="auto" w:val="clear"/>
+            <w:tcMar>
+              <w:top w:type="dxa" w:w="70"/>
+              <w:left w:type="dxa" w:w="110"/>
+              <w:bottom w:type="dxa" w:w="70"/>
+              <w:right w:type="dxa" w:w="110"/>
+            </w:tcMar>
+          </w:tcPr>
+          <w:p>
+            <w:pPr>
+              <w:keepNext/>
+            </w:pPr>
+            <w:r>
+              <w:rPr>
+                <w:rFonts w:ascii="Arial" w:cs="Arial" w:eastAsia="Arial" w:hAnsi="Arial"/>
+                <w:color w:val="27251F"/>
+                <w:sz w:val="19"/>
+                <w:szCs w:val="19"/>
+              </w:rPr>
+              <w:t xml:space="preserve">Projected / Gap vs plan</w:t>
+            </w:r>
+          </w:p>
+        </w:tc>
+        <w:tc>
+          <w:tcPr>
+            <w:tcW w:type="dxa" w:w="6800"/>
+            <w:tcBorders>
+              <w:top w:val="single" w:color="D9D9D6" w:sz="4"/>
+              <w:left w:val="single" w:color="D9D9D6" w:sz="4"/>
+              <w:bottom w:val="single" w:color="D9D9D6" w:sz="4"/>
+              <w:right w:val="single" w:color="D9D9D6" w:sz="4"/>
+            </w:tcBorders>
+            <w:shd w:fill="FFFFFF" w:color="auto" w:val="clear"/>
+            <w:tcMar>
+              <w:top w:type="dxa" w:w="70"/>
+              <w:left w:type="dxa" w:w="110"/>
+              <w:bottom w:type="dxa" w:w="70"/>
+              <w:right w:type="dxa" w:w="110"/>
+            </w:tcMar>
+          </w:tcPr>
+          <w:p>
+            <w:pPr>
+              <w:keepNext/>
+            </w:pPr>
+            <w:r>
+              <w:rPr>
+                <w:rFonts w:ascii="Arial" w:cs="Arial" w:eastAsia="Arial" w:hAnsi="Arial"/>
+                <w:color w:val="27251F"/>
+                <w:sz w:val="19"/>
+                <w:szCs w:val="19"/>
+              </w:rPr>
+              <w:t xml:space="preserve">The trainers in the projection, and actual minus projected.</w:t>
+            </w:r>
+          </w:p>
+        </w:tc>
+      </w:tr>
+      <w:tr>
+        <w:trPr>
+          <w:cantSplit/>
+          <w:tblHeader w:val="false"/>
+        </w:trPr>
+        <w:tc>
+          <w:tcPr>
+            <w:tcW w:type="dxa" w:w="2600"/>
+            <w:tcBorders>
+              <w:top w:val="single" w:color="D9D9D6" w:sz="4"/>
+              <w:left w:val="single" w:color="D9D9D6" w:sz="4"/>
+              <w:bottom w:val="single" w:color="D9D9D6" w:sz="4"/>
+              <w:right w:val="single" w:color="D9D9D6" w:sz="4"/>
+            </w:tcBorders>
+            <w:shd w:fill="FFFFFF" w:color="auto" w:val="clear"/>
+            <w:tcMar>
+              <w:top w:type="dxa" w:w="70"/>
+              <w:left w:type="dxa" w:w="110"/>
+              <w:bottom w:type="dxa" w:w="70"/>
+              <w:right w:type="dxa" w:w="110"/>
+            </w:tcMar>
+          </w:tcPr>
+          <w:p>
+            <w:pPr>
+              <w:keepNext w:val="false"/>
+            </w:pPr>
+            <w:r>
+              <w:rPr>
+                <w:rFonts w:ascii="Arial" w:cs="Arial" w:eastAsia="Arial" w:hAnsi="Arial"/>
+                <w:color w:val="27251F"/>
+                <w:sz w:val="19"/>
+                <w:szCs w:val="19"/>
+              </w:rPr>
+              <w:t xml:space="preserve">Status</w:t>
+            </w:r>
+          </w:p>
+        </w:tc>
+        <w:tc>
+          <w:tcPr>
+            <w:tcW w:type="dxa" w:w="6800"/>
+            <w:tcBorders>
+              <w:top w:val="single" w:color="D9D9D6" w:sz="4"/>
+              <w:left w:val="single" w:color="D9D9D6" w:sz="4"/>
+              <w:bottom w:val="single" w:color="D9D9D6" w:sz="4"/>
+              <w:right w:val="single" w:color="D9D9D6" w:sz="4"/>
+            </w:tcBorders>
+            <w:shd w:fill="FFFFFF" w:color="auto" w:val="clear"/>
+            <w:tcMar>
+              <w:top w:type="dxa" w:w="70"/>
+              <w:left w:type="dxa" w:w="110"/>
+              <w:bottom w:type="dxa" w:w="70"/>
+              <w:right w:type="dxa" w:w="110"/>
+            </w:tcMar>
+          </w:tcPr>
+          <w:p>
+            <w:pPr>
+              <w:keepNext w:val="false"/>
+            </w:pPr>
+            <w:r>
+              <w:rPr>
+                <w:rFonts w:ascii="Arial" w:cs="Arial" w:eastAsia="Arial" w:hAnsi="Arial"/>
+                <w:color w:val="27251F"/>
+                <w:sz w:val="19"/>
+                <w:szCs w:val="19"/>
+              </w:rPr>
+              <w:t xml:space="preserve">Over, Enough, Short, No trainers, or Not needed (none required and none present).</w:t>
+            </w:r>
+          </w:p>
+        </w:tc>
+      </w:tr>
+    </w:tbl>
+    <w:p>
+      <w:pPr>
+        <w:spacing w:after="40"/>
+      </w:pPr>
+      <w:r>
+        <w:rPr>
+          <w:rFonts w:ascii="Arial" w:cs="Arial" w:eastAsia="Arial" w:hAnsi="Arial"/>
+          <w:color w:val="27251F"/>
+          <w:sz w:val="21"/>
+          <w:szCs w:val="21"/>
+        </w:rPr>
+        <w:t xml:space="preserve"/>
+      </w:r>
+    </w:p>
     <w:p>
       <w:pPr>
         <w:keepNext/>
@@ -1131,7 +1646,7 @@
       <w:r>
         <w:drawing>
           <wp:inline distT="0" distB="0" distL="0" distR="0">
-            <wp:extent cx="5715000" cy="3114675"/>
+            <wp:extent cx="6953250" cy="3790950"/>
             <wp:effectExtent t="0" r="0" b="0" l="0"/>
             <wp:docPr id="1" name="" descr="" title=""/>
             <wp:cNvGraphicFramePr>
@@ -1156,7 +1671,7 @@
                   <pic:spPr bwMode="auto">
                     <a:xfrm>
                       <a:off x="0" y="0"/>
-                      <a:ext cx="5715000" cy="3114675"/>
+                      <a:ext cx="6953250" cy="3790950"/>
                     </a:xfrm>
                     <a:prstGeom prst="rect">
                       <a:avLst/>
@@ -1169,492 +1684,9 @@
         </w:drawing>
       </w:r>
     </w:p>
-    <w:tbl>
-      <w:tblPr>
-        <w:tblW w:type="dxa" w:w="9400"/>
-        <w:tblBorders>
-          <w:top w:val="single" w:color="auto" w:sz="4"/>
-          <w:left w:val="single" w:color="auto" w:sz="4"/>
-          <w:bottom w:val="single" w:color="auto" w:sz="4"/>
-          <w:right w:val="single" w:color="auto" w:sz="4"/>
-          <w:insideH w:val="single" w:color="auto" w:sz="4"/>
-          <w:insideV w:val="single" w:color="auto" w:sz="4"/>
-        </w:tblBorders>
-      </w:tblPr>
-      <w:tblGrid>
-        <w:gridCol w:w="2600"/>
-        <w:gridCol w:w="6800"/>
-      </w:tblGrid>
-      <w:tr>
-        <w:trPr>
-          <w:cantSplit/>
-          <w:tblHeader/>
-        </w:trPr>
-        <w:tc>
-          <w:tcPr>
-            <w:tcW w:type="dxa" w:w="2600"/>
-            <w:tcBorders>
-              <w:top w:val="single" w:color="D9D9D6" w:sz="4"/>
-              <w:left w:val="single" w:color="D9D9D6" w:sz="4"/>
-              <w:bottom w:val="single" w:color="D9D9D6" w:sz="4"/>
-              <w:right w:val="single" w:color="D9D9D6" w:sz="4"/>
-            </w:tcBorders>
-            <w:shd w:fill="FFC72C" w:color="auto" w:val="clear"/>
-            <w:tcMar>
-              <w:top w:type="dxa" w:w="70"/>
-              <w:left w:type="dxa" w:w="110"/>
-              <w:bottom w:type="dxa" w:w="70"/>
-              <w:right w:type="dxa" w:w="110"/>
-            </w:tcMar>
-          </w:tcPr>
-          <w:p>
-            <w:r>
-              <w:rPr>
-                <w:rFonts w:ascii="Arial" w:cs="Arial" w:eastAsia="Arial" w:hAnsi="Arial"/>
-                <w:b/>
-                <w:bCs/>
-                <w:color w:val="27251F"/>
-                <w:sz w:val="19"/>
-                <w:szCs w:val="19"/>
-              </w:rPr>
-              <w:t xml:space="preserve">Column</w:t>
-            </w:r>
-          </w:p>
-        </w:tc>
-        <w:tc>
-          <w:tcPr>
-            <w:tcW w:type="dxa" w:w="6800"/>
-            <w:tcBorders>
-              <w:top w:val="single" w:color="D9D9D6" w:sz="4"/>
-              <w:left w:val="single" w:color="D9D9D6" w:sz="4"/>
-              <w:bottom w:val="single" w:color="D9D9D6" w:sz="4"/>
-              <w:right w:val="single" w:color="D9D9D6" w:sz="4"/>
-            </w:tcBorders>
-            <w:shd w:fill="FFC72C" w:color="auto" w:val="clear"/>
-            <w:tcMar>
-              <w:top w:type="dxa" w:w="70"/>
-              <w:left w:type="dxa" w:w="110"/>
-              <w:bottom w:type="dxa" w:w="70"/>
-              <w:right w:type="dxa" w:w="110"/>
-            </w:tcMar>
-          </w:tcPr>
-          <w:p>
-            <w:r>
-              <w:rPr>
-                <w:rFonts w:ascii="Arial" w:cs="Arial" w:eastAsia="Arial" w:hAnsi="Arial"/>
-                <w:b/>
-                <w:bCs/>
-                <w:color w:val="27251F"/>
-                <w:sz w:val="19"/>
-                <w:szCs w:val="19"/>
-              </w:rPr>
-              <w:t xml:space="preserve">Meaning</w:t>
-            </w:r>
-          </w:p>
-        </w:tc>
-      </w:tr>
-      <w:tr>
-        <w:trPr>
-          <w:cantSplit/>
-          <w:tblHeader w:val="false"/>
-        </w:trPr>
-        <w:tc>
-          <w:tcPr>
-            <w:tcW w:type="dxa" w:w="2600"/>
-            <w:tcBorders>
-              <w:top w:val="single" w:color="D9D9D6" w:sz="4"/>
-              <w:left w:val="single" w:color="D9D9D6" w:sz="4"/>
-              <w:bottom w:val="single" w:color="D9D9D6" w:sz="4"/>
-              <w:right w:val="single" w:color="D9D9D6" w:sz="4"/>
-            </w:tcBorders>
-            <w:shd w:fill="FFFFFF" w:color="auto" w:val="clear"/>
-            <w:tcMar>
-              <w:top w:type="dxa" w:w="70"/>
-              <w:left w:type="dxa" w:w="110"/>
-              <w:bottom w:type="dxa" w:w="70"/>
-              <w:right w:type="dxa" w:w="110"/>
-            </w:tcMar>
-          </w:tcPr>
-          <w:p>
-            <w:r>
-              <w:rPr>
-                <w:rFonts w:ascii="Arial" w:cs="Arial" w:eastAsia="Arial" w:hAnsi="Arial"/>
-                <w:color w:val="27251F"/>
-                <w:sz w:val="19"/>
-                <w:szCs w:val="19"/>
-              </w:rPr>
-              <w:t xml:space="preserve">Crew level</w:t>
-            </w:r>
-          </w:p>
-        </w:tc>
-        <w:tc>
-          <w:tcPr>
-            <w:tcW w:type="dxa" w:w="6800"/>
-            <w:tcBorders>
-              <w:top w:val="single" w:color="D9D9D6" w:sz="4"/>
-              <w:left w:val="single" w:color="D9D9D6" w:sz="4"/>
-              <w:bottom w:val="single" w:color="D9D9D6" w:sz="4"/>
-              <w:right w:val="single" w:color="D9D9D6" w:sz="4"/>
-            </w:tcBorders>
-            <w:shd w:fill="FFFFFF" w:color="auto" w:val="clear"/>
-            <w:tcMar>
-              <w:top w:type="dxa" w:w="70"/>
-              <w:left w:type="dxa" w:w="110"/>
-              <w:bottom w:type="dxa" w:w="70"/>
-              <w:right w:type="dxa" w:w="110"/>
-            </w:tcMar>
-          </w:tcPr>
-          <w:p>
-            <w:r>
-              <w:rPr>
-                <w:rFonts w:ascii="Arial" w:cs="Arial" w:eastAsia="Arial" w:hAnsi="Arial"/>
-                <w:color w:val="27251F"/>
-                <w:sz w:val="19"/>
-                <w:szCs w:val="19"/>
-              </w:rPr>
-              <w:t xml:space="preserve">The people the trainers train.</w:t>
-            </w:r>
-          </w:p>
-        </w:tc>
-      </w:tr>
-      <w:tr>
-        <w:trPr>
-          <w:cantSplit/>
-          <w:tblHeader w:val="false"/>
-        </w:trPr>
-        <w:tc>
-          <w:tcPr>
-            <w:tcW w:type="dxa" w:w="2600"/>
-            <w:tcBorders>
-              <w:top w:val="single" w:color="D9D9D6" w:sz="4"/>
-              <w:left w:val="single" w:color="D9D9D6" w:sz="4"/>
-              <w:bottom w:val="single" w:color="D9D9D6" w:sz="4"/>
-              <w:right w:val="single" w:color="D9D9D6" w:sz="4"/>
-            </w:tcBorders>
-            <w:shd w:fill="FFFFFF" w:color="auto" w:val="clear"/>
-            <w:tcMar>
-              <w:top w:type="dxa" w:w="70"/>
-              <w:left w:type="dxa" w:w="110"/>
-              <w:bottom w:type="dxa" w:w="70"/>
-              <w:right w:type="dxa" w:w="110"/>
-            </w:tcMar>
-          </w:tcPr>
-          <w:p>
-            <w:r>
-              <w:rPr>
-                <w:rFonts w:ascii="Arial" w:cs="Arial" w:eastAsia="Arial" w:hAnsi="Arial"/>
-                <w:color w:val="27251F"/>
-                <w:sz w:val="19"/>
-                <w:szCs w:val="19"/>
-              </w:rPr>
-              <w:t xml:space="preserve">Required</w:t>
-            </w:r>
-          </w:p>
-        </w:tc>
-        <w:tc>
-          <w:tcPr>
-            <w:tcW w:type="dxa" w:w="6800"/>
-            <w:tcBorders>
-              <w:top w:val="single" w:color="D9D9D6" w:sz="4"/>
-              <w:left w:val="single" w:color="D9D9D6" w:sz="4"/>
-              <w:bottom w:val="single" w:color="D9D9D6" w:sz="4"/>
-              <w:right w:val="single" w:color="D9D9D6" w:sz="4"/>
-            </w:tcBorders>
-            <w:shd w:fill="FFFFFF" w:color="auto" w:val="clear"/>
-            <w:tcMar>
-              <w:top w:type="dxa" w:w="70"/>
-              <w:left w:type="dxa" w:w="110"/>
-              <w:bottom w:type="dxa" w:w="70"/>
-              <w:right w:type="dxa" w:w="110"/>
-            </w:tcMar>
-          </w:tcPr>
-          <w:p>
-            <w:r>
-              <w:rPr>
-                <w:rFonts w:ascii="Arial" w:cs="Arial" w:eastAsia="Arial" w:hAnsi="Arial"/>
-                <w:color w:val="27251F"/>
-                <w:sz w:val="19"/>
-                <w:szCs w:val="19"/>
-              </w:rPr>
-              <w:t xml:space="preserve">Crew level divided by 6, rounded to the nearest whole number (a half rounds up).</w:t>
-            </w:r>
-          </w:p>
-        </w:tc>
-      </w:tr>
-      <w:tr>
-        <w:trPr>
-          <w:cantSplit/>
-          <w:tblHeader w:val="false"/>
-        </w:trPr>
-        <w:tc>
-          <w:tcPr>
-            <w:tcW w:type="dxa" w:w="2600"/>
-            <w:tcBorders>
-              <w:top w:val="single" w:color="D9D9D6" w:sz="4"/>
-              <w:left w:val="single" w:color="D9D9D6" w:sz="4"/>
-              <w:bottom w:val="single" w:color="D9D9D6" w:sz="4"/>
-              <w:right w:val="single" w:color="D9D9D6" w:sz="4"/>
-            </w:tcBorders>
-            <w:shd w:fill="FFFFFF" w:color="auto" w:val="clear"/>
-            <w:tcMar>
-              <w:top w:type="dxa" w:w="70"/>
-              <w:left w:type="dxa" w:w="110"/>
-              <w:bottom w:type="dxa" w:w="70"/>
-              <w:right w:type="dxa" w:w="110"/>
-            </w:tcMar>
-          </w:tcPr>
-          <w:p>
-            <w:r>
-              <w:rPr>
-                <w:rFonts w:ascii="Arial" w:cs="Arial" w:eastAsia="Arial" w:hAnsi="Arial"/>
-                <w:color w:val="27251F"/>
-                <w:sz w:val="19"/>
-                <w:szCs w:val="19"/>
-              </w:rPr>
-              <w:t xml:space="preserve">Actual</w:t>
-            </w:r>
-          </w:p>
-        </w:tc>
-        <w:tc>
-          <w:tcPr>
-            <w:tcW w:type="dxa" w:w="6800"/>
-            <w:tcBorders>
-              <w:top w:val="single" w:color="D9D9D6" w:sz="4"/>
-              <w:left w:val="single" w:color="D9D9D6" w:sz="4"/>
-              <w:bottom w:val="single" w:color="D9D9D6" w:sz="4"/>
-              <w:right w:val="single" w:color="D9D9D6" w:sz="4"/>
-            </w:tcBorders>
-            <w:shd w:fill="FFFFFF" w:color="auto" w:val="clear"/>
-            <w:tcMar>
-              <w:top w:type="dxa" w:w="70"/>
-              <w:left w:type="dxa" w:w="110"/>
-              <w:bottom w:type="dxa" w:w="70"/>
-              <w:right w:type="dxa" w:w="110"/>
-            </w:tcMar>
-          </w:tcPr>
-          <w:p>
-            <w:r>
-              <w:rPr>
-                <w:rFonts w:ascii="Arial" w:cs="Arial" w:eastAsia="Arial" w:hAnsi="Arial"/>
-                <w:color w:val="27251F"/>
-                <w:sz w:val="19"/>
-                <w:szCs w:val="19"/>
-              </w:rPr>
-              <w:t xml:space="preserve">Actual trainers in the store.</w:t>
-            </w:r>
-          </w:p>
-        </w:tc>
-      </w:tr>
-      <w:tr>
-        <w:trPr>
-          <w:cantSplit/>
-          <w:tblHeader w:val="false"/>
-        </w:trPr>
-        <w:tc>
-          <w:tcPr>
-            <w:tcW w:type="dxa" w:w="2600"/>
-            <w:tcBorders>
-              <w:top w:val="single" w:color="D9D9D6" w:sz="4"/>
-              <w:left w:val="single" w:color="D9D9D6" w:sz="4"/>
-              <w:bottom w:val="single" w:color="D9D9D6" w:sz="4"/>
-              <w:right w:val="single" w:color="D9D9D6" w:sz="4"/>
-            </w:tcBorders>
-            <w:shd w:fill="FFFFFF" w:color="auto" w:val="clear"/>
-            <w:tcMar>
-              <w:top w:type="dxa" w:w="70"/>
-              <w:left w:type="dxa" w:w="110"/>
-              <w:bottom w:type="dxa" w:w="70"/>
-              <w:right w:type="dxa" w:w="110"/>
-            </w:tcMar>
-          </w:tcPr>
-          <w:p>
-            <w:r>
-              <w:rPr>
-                <w:rFonts w:ascii="Arial" w:cs="Arial" w:eastAsia="Arial" w:hAnsi="Arial"/>
-                <w:color w:val="27251F"/>
-                <w:sz w:val="19"/>
-                <w:szCs w:val="19"/>
-              </w:rPr>
-              <w:t xml:space="preserve">Gap vs rule</w:t>
-            </w:r>
-          </w:p>
-        </w:tc>
-        <w:tc>
-          <w:tcPr>
-            <w:tcW w:type="dxa" w:w="6800"/>
-            <w:tcBorders>
-              <w:top w:val="single" w:color="D9D9D6" w:sz="4"/>
-              <w:left w:val="single" w:color="D9D9D6" w:sz="4"/>
-              <w:bottom w:val="single" w:color="D9D9D6" w:sz="4"/>
-              <w:right w:val="single" w:color="D9D9D6" w:sz="4"/>
-            </w:tcBorders>
-            <w:shd w:fill="FFFFFF" w:color="auto" w:val="clear"/>
-            <w:tcMar>
-              <w:top w:type="dxa" w:w="70"/>
-              <w:left w:type="dxa" w:w="110"/>
-              <w:bottom w:type="dxa" w:w="70"/>
-              <w:right w:type="dxa" w:w="110"/>
-            </w:tcMar>
-          </w:tcPr>
-          <w:p>
-            <w:r>
-              <w:rPr>
-                <w:rFonts w:ascii="Arial" w:cs="Arial" w:eastAsia="Arial" w:hAnsi="Arial"/>
-                <w:color w:val="27251F"/>
-                <w:sz w:val="19"/>
-                <w:szCs w:val="19"/>
-              </w:rPr>
-              <w:t xml:space="preserve">Actual minus required. Negative = short of trainers, positive = over.</w:t>
-            </w:r>
-          </w:p>
-        </w:tc>
-      </w:tr>
-      <w:tr>
-        <w:trPr>
-          <w:cantSplit/>
-          <w:tblHeader w:val="false"/>
-        </w:trPr>
-        <w:tc>
-          <w:tcPr>
-            <w:tcW w:type="dxa" w:w="2600"/>
-            <w:tcBorders>
-              <w:top w:val="single" w:color="D9D9D6" w:sz="4"/>
-              <w:left w:val="single" w:color="D9D9D6" w:sz="4"/>
-              <w:bottom w:val="single" w:color="D9D9D6" w:sz="4"/>
-              <w:right w:val="single" w:color="D9D9D6" w:sz="4"/>
-            </w:tcBorders>
-            <w:shd w:fill="FFFFFF" w:color="auto" w:val="clear"/>
-            <w:tcMar>
-              <w:top w:type="dxa" w:w="70"/>
-              <w:left w:type="dxa" w:w="110"/>
-              <w:bottom w:type="dxa" w:w="70"/>
-              <w:right w:type="dxa" w:w="110"/>
-            </w:tcMar>
-          </w:tcPr>
-          <w:p>
-            <w:r>
-              <w:rPr>
-                <w:rFonts w:ascii="Arial" w:cs="Arial" w:eastAsia="Arial" w:hAnsi="Arial"/>
-                <w:color w:val="27251F"/>
-                <w:sz w:val="19"/>
-                <w:szCs w:val="19"/>
-              </w:rPr>
-              <w:t xml:space="preserve">Projected / Gap vs plan</w:t>
-            </w:r>
-          </w:p>
-        </w:tc>
-        <w:tc>
-          <w:tcPr>
-            <w:tcW w:type="dxa" w:w="6800"/>
-            <w:tcBorders>
-              <w:top w:val="single" w:color="D9D9D6" w:sz="4"/>
-              <w:left w:val="single" w:color="D9D9D6" w:sz="4"/>
-              <w:bottom w:val="single" w:color="D9D9D6" w:sz="4"/>
-              <w:right w:val="single" w:color="D9D9D6" w:sz="4"/>
-            </w:tcBorders>
-            <w:shd w:fill="FFFFFF" w:color="auto" w:val="clear"/>
-            <w:tcMar>
-              <w:top w:type="dxa" w:w="70"/>
-              <w:left w:type="dxa" w:w="110"/>
-              <w:bottom w:type="dxa" w:w="70"/>
-              <w:right w:type="dxa" w:w="110"/>
-            </w:tcMar>
-          </w:tcPr>
-          <w:p>
-            <w:r>
-              <w:rPr>
-                <w:rFonts w:ascii="Arial" w:cs="Arial" w:eastAsia="Arial" w:hAnsi="Arial"/>
-                <w:color w:val="27251F"/>
-                <w:sz w:val="19"/>
-                <w:szCs w:val="19"/>
-              </w:rPr>
-              <w:t xml:space="preserve">The trainers in the projection, and actual minus projected.</w:t>
-            </w:r>
-          </w:p>
-        </w:tc>
-      </w:tr>
-      <w:tr>
-        <w:trPr>
-          <w:cantSplit/>
-          <w:tblHeader w:val="false"/>
-        </w:trPr>
-        <w:tc>
-          <w:tcPr>
-            <w:tcW w:type="dxa" w:w="2600"/>
-            <w:tcBorders>
-              <w:top w:val="single" w:color="D9D9D6" w:sz="4"/>
-              <w:left w:val="single" w:color="D9D9D6" w:sz="4"/>
-              <w:bottom w:val="single" w:color="D9D9D6" w:sz="4"/>
-              <w:right w:val="single" w:color="D9D9D6" w:sz="4"/>
-            </w:tcBorders>
-            <w:shd w:fill="FFFFFF" w:color="auto" w:val="clear"/>
-            <w:tcMar>
-              <w:top w:type="dxa" w:w="70"/>
-              <w:left w:type="dxa" w:w="110"/>
-              <w:bottom w:type="dxa" w:w="70"/>
-              <w:right w:type="dxa" w:w="110"/>
-            </w:tcMar>
-          </w:tcPr>
-          <w:p>
-            <w:r>
-              <w:rPr>
-                <w:rFonts w:ascii="Arial" w:cs="Arial" w:eastAsia="Arial" w:hAnsi="Arial"/>
-                <w:color w:val="27251F"/>
-                <w:sz w:val="19"/>
-                <w:szCs w:val="19"/>
-              </w:rPr>
-              <w:t xml:space="preserve">Status</w:t>
-            </w:r>
-          </w:p>
-        </w:tc>
-        <w:tc>
-          <w:tcPr>
-            <w:tcW w:type="dxa" w:w="6800"/>
-            <w:tcBorders>
-              <w:top w:val="single" w:color="D9D9D6" w:sz="4"/>
-              <w:left w:val="single" w:color="D9D9D6" w:sz="4"/>
-              <w:bottom w:val="single" w:color="D9D9D6" w:sz="4"/>
-              <w:right w:val="single" w:color="D9D9D6" w:sz="4"/>
-            </w:tcBorders>
-            <w:shd w:fill="FFFFFF" w:color="auto" w:val="clear"/>
-            <w:tcMar>
-              <w:top w:type="dxa" w:w="70"/>
-              <w:left w:type="dxa" w:w="110"/>
-              <w:bottom w:type="dxa" w:w="70"/>
-              <w:right w:type="dxa" w:w="110"/>
-            </w:tcMar>
-          </w:tcPr>
-          <w:p>
-            <w:r>
-              <w:rPr>
-                <w:rFonts w:ascii="Arial" w:cs="Arial" w:eastAsia="Arial" w:hAnsi="Arial"/>
-                <w:color w:val="27251F"/>
-                <w:sz w:val="19"/>
-                <w:szCs w:val="19"/>
-              </w:rPr>
-              <w:t xml:space="preserve">Over, Enough, Short, No trainers, or Not needed (none required and none present).</w:t>
-            </w:r>
-          </w:p>
-        </w:tc>
-      </w:tr>
-    </w:tbl>
-    <w:p>
-      <w:pPr>
-        <w:spacing w:after="40"/>
-      </w:pPr>
-      <w:r>
-        <w:rPr>
-          <w:rFonts w:ascii="Arial" w:cs="Arial" w:eastAsia="Arial" w:hAnsi="Arial"/>
-          <w:color w:val="27251F"/>
-          <w:sz w:val="21"/>
-          <w:szCs w:val="21"/>
-        </w:rPr>
-        <w:t xml:space="preserve"/>
-      </w:r>
-    </w:p>
-    <w:p>
-      <w:pPr>
-        <w:spacing w:after="90" w:line="290"/>
+    <w:p>
+      <w:pPr>
+        <w:spacing w:after="70" w:line="270"/>
       </w:pPr>
       <w:r>
         <w:rPr>
@@ -1696,7 +1728,7 @@
         <w:pStyle w:val="Heading2"/>
       </w:pPr>
       <w:r>
-        <w:t xml:space="preserve">Step 7 - Who is responsible?</w:t>
+        <w:t xml:space="preserve">Step 7 - Who joined or left the trainer list?</w:t>
       </w:r>
     </w:p>
     <w:p>
@@ -1708,7 +1740,7 @@
       <w:r>
         <w:drawing>
           <wp:inline distT="0" distB="0" distL="0" distR="0">
-            <wp:extent cx="5715000" cy="3000375"/>
+            <wp:extent cx="6953250" cy="2171700"/>
             <wp:effectExtent t="0" r="0" b="0" l="0"/>
             <wp:docPr id="1" name="" descr="" title=""/>
             <wp:cNvGraphicFramePr>
@@ -1733,7 +1765,7 @@
                   <pic:spPr bwMode="auto">
                     <a:xfrm>
                       <a:off x="0" y="0"/>
-                      <a:ext cx="5715000" cy="3000375"/>
+                      <a:ext cx="6953250" cy="2171700"/>
                     </a:xfrm>
                     <a:prstGeom prst="rect">
                       <a:avLst/>
@@ -1748,14 +1780,61 @@
     </w:p>
     <w:p>
       <w:pPr>
-        <w:keepNext/>
+        <w:spacing w:after="70" w:line="270"/>
+      </w:pPr>
+      <w:r>
+        <w:rPr>
+          <w:rFonts w:ascii="Arial" w:cs="Arial" w:eastAsia="Arial" w:hAnsi="Arial"/>
+          <w:color w:val="27251F"/>
+          <w:sz w:val="21"/>
+          <w:szCs w:val="21"/>
+        </w:rPr>
+        <w:t xml:space="preserve">Who joined and who left the trainer list compared with the previous uploaded list. For people who left, the status tells you why: Resigned (they appear in the resignations), Still working, off the list (still on this month's active list, so the allowance was removed or they moved), or Not on the roster.</w:t>
+      </w:r>
+    </w:p>
+    <w:p>
+      <w:pPr>
+        <w:spacing w:after="90" w:line="290"/>
+      </w:pPr>
+      <w:r>
+        <w:rPr>
+          <w:rFonts w:ascii="Arial" w:cs="Arial" w:eastAsia="Arial" w:hAnsi="Arial"/>
+          <w:b/>
+          <w:bCs/>
+          <w:color w:val="27251F"/>
+          <w:sz w:val="21"/>
+          <w:szCs w:val="21"/>
+        </w:rPr>
+        <w:t xml:space="preserve">What to look at: </w:t>
+      </w:r>
+      <w:r>
+        <w:rPr>
+          <w:rFonts w:ascii="Arial" w:cs="Arial" w:eastAsia="Arial" w:hAnsi="Arial"/>
+          <w:color w:val="27251F"/>
+          <w:sz w:val="21"/>
+          <w:szCs w:val="21"/>
+        </w:rPr>
+        <w:t xml:space="preserve">people marked "Still working, off the list" - they may be trainers that moved or lost their allowance by mistake.</w:t>
+      </w:r>
+    </w:p>
+    <w:p>
+      <w:pPr>
+        <w:pStyle w:val="Heading2"/>
+      </w:pPr>
+      <w:r>
+        <w:t xml:space="preserve">Step 8 - Who is responsible?</w:t>
+      </w:r>
+    </w:p>
+    <w:p>
+      <w:pPr>
+        <w:keepNext w:val="false"/>
         <w:spacing w:after="120" w:before="60"/>
         <w:jc w:val="center"/>
       </w:pPr>
       <w:r>
         <w:drawing>
           <wp:inline distT="0" distB="0" distL="0" distR="0">
-            <wp:extent cx="5715000" cy="857250"/>
+            <wp:extent cx="6953250" cy="3648075"/>
             <wp:effectExtent t="0" r="0" b="0" l="0"/>
             <wp:docPr id="1" name="" descr="" title=""/>
             <wp:cNvGraphicFramePr>
@@ -1780,7 +1859,7 @@
                   <pic:spPr bwMode="auto">
                     <a:xfrm>
                       <a:off x="0" y="0"/>
-                      <a:ext cx="5715000" cy="857250"/>
+                      <a:ext cx="6953250" cy="3648075"/>
                     </a:xfrm>
                     <a:prstGeom prst="rect">
                       <a:avLst/>
@@ -1795,14 +1874,14 @@
     </w:p>
     <w:p>
       <w:pPr>
-        <w:keepNext/>
+        <w:keepNext w:val="false"/>
         <w:spacing w:after="120" w:before="60"/>
         <w:jc w:val="center"/>
       </w:pPr>
       <w:r>
         <w:drawing>
           <wp:inline distT="0" distB="0" distL="0" distR="0">
-            <wp:extent cx="5715000" cy="857250"/>
+            <wp:extent cx="6953250" cy="1038225"/>
             <wp:effectExtent t="0" r="0" b="0" l="0"/>
             <wp:docPr id="1" name="" descr="" title=""/>
             <wp:cNvGraphicFramePr>
@@ -1827,7 +1906,7 @@
                   <pic:spPr bwMode="auto">
                     <a:xfrm>
                       <a:off x="0" y="0"/>
-                      <a:ext cx="5715000" cy="857250"/>
+                      <a:ext cx="6953250" cy="1038225"/>
                     </a:xfrm>
                     <a:prstGeom prst="rect">
                       <a:avLst/>
@@ -1842,14 +1921,14 @@
     </w:p>
     <w:p>
       <w:pPr>
-        <w:keepNext/>
+        <w:keepNext w:val="false"/>
         <w:spacing w:after="120" w:before="60"/>
         <w:jc w:val="center"/>
       </w:pPr>
       <w:r>
         <w:drawing>
           <wp:inline distT="0" distB="0" distL="0" distR="0">
-            <wp:extent cx="5715000" cy="1028700"/>
+            <wp:extent cx="6953250" cy="1038225"/>
             <wp:effectExtent t="0" r="0" b="0" l="0"/>
             <wp:docPr id="1" name="" descr="" title=""/>
             <wp:cNvGraphicFramePr>
@@ -1874,7 +1953,7 @@
                   <pic:spPr bwMode="auto">
                     <a:xfrm>
                       <a:off x="0" y="0"/>
-                      <a:ext cx="5715000" cy="1028700"/>
+                      <a:ext cx="6953250" cy="1038225"/>
                     </a:xfrm>
                     <a:prstGeom prst="rect">
                       <a:avLst/>
@@ -1889,28 +1968,6 @@
     </w:p>
     <w:p>
       <w:pPr>
-        <w:spacing w:after="90" w:line="290"/>
-      </w:pPr>
-      <w:r>
-        <w:rPr>
-          <w:rFonts w:ascii="Arial" w:cs="Arial" w:eastAsia="Arial" w:hAnsi="Arial"/>
-          <w:color w:val="27251F"/>
-          <w:sz w:val="21"/>
-          <w:szCs w:val="21"/>
-        </w:rPr>
-        <w:t xml:space="preserve">The same figures rolled up by Operation Consultant, Director, Manager and Senior Consultant, with the number of stores each covers.</w:t>
-      </w:r>
-    </w:p>
-    <w:p>
-      <w:pPr>
-        <w:pStyle w:val="Heading2"/>
-      </w:pPr>
-      <w:r>
-        <w:t xml:space="preserve">Step 8 - Who joined or left the trainer list?</w:t>
-      </w:r>
-    </w:p>
-    <w:p>
-      <w:pPr>
         <w:keepNext/>
         <w:spacing w:after="120" w:before="60"/>
         <w:jc w:val="center"/>
@@ -1918,7 +1975,7 @@
       <w:r>
         <w:drawing>
           <wp:inline distT="0" distB="0" distL="0" distR="0">
-            <wp:extent cx="5715000" cy="1790700"/>
+            <wp:extent cx="6953250" cy="1257300"/>
             <wp:effectExtent t="0" r="0" b="0" l="0"/>
             <wp:docPr id="1" name="" descr="" title=""/>
             <wp:cNvGraphicFramePr>
@@ -1943,7 +2000,7 @@
                   <pic:spPr bwMode="auto">
                     <a:xfrm>
                       <a:off x="0" y="0"/>
-                      <a:ext cx="5715000" cy="1790700"/>
+                      <a:ext cx="6953250" cy="1257300"/>
                     </a:xfrm>
                     <a:prstGeom prst="rect">
                       <a:avLst/>
@@ -1958,7 +2015,7 @@
     </w:p>
     <w:p>
       <w:pPr>
-        <w:spacing w:after="90" w:line="290"/>
+        <w:spacing w:after="70" w:line="270"/>
       </w:pPr>
       <w:r>
         <w:rPr>
@@ -1967,39 +2024,14 @@
           <w:sz w:val="21"/>
           <w:szCs w:val="21"/>
         </w:rPr>
-        <w:t xml:space="preserve">Who joined and who left the trainer list compared with the previous uploaded list. For people who left, the status tells you why: Resigned (they appear in the resignations), Still working, off the list (still on this month's active list, so the allowance was removed or they moved), or Not on the roster.</w:t>
-      </w:r>
-    </w:p>
-    <w:p>
-      <w:pPr>
-        <w:spacing w:after="90" w:line="290"/>
-      </w:pPr>
-      <w:r>
-        <w:rPr>
-          <w:rFonts w:ascii="Arial" w:cs="Arial" w:eastAsia="Arial" w:hAnsi="Arial"/>
-          <w:b/>
-          <w:bCs/>
-          <w:color w:val="27251F"/>
-          <w:sz w:val="21"/>
-          <w:szCs w:val="21"/>
-        </w:rPr>
-        <w:t xml:space="preserve">What to look at: </w:t>
-      </w:r>
-      <w:r>
-        <w:rPr>
-          <w:rFonts w:ascii="Arial" w:cs="Arial" w:eastAsia="Arial" w:hAnsi="Arial"/>
-          <w:color w:val="27251F"/>
-          <w:sz w:val="21"/>
-          <w:szCs w:val="21"/>
-        </w:rPr>
-        <w:t xml:space="preserve">people marked "Still working, off the list" - they may be trainers that moved or lost their allowance by mistake.</w:t>
+        <w:t xml:space="preserve">The same figures rolled up by Operation Consultant, Director, Manager and Senior Consultant, with the number of stores each covers.</w:t>
       </w:r>
     </w:p>
     <w:sectPr>
       <w:headerReference w:type="default" r:id="rId7"/>
       <w:footerReference w:type="default" r:id="rId8"/>
       <w:pgSz w:w="11906" w:h="16838" w:orient="portrait"/>
-      <w:pgMar w:top="1300" w:right="1250" w:bottom="1000" w:left="1250" w:header="708" w:footer="708" w:gutter="0"/>
+      <w:pgMar w:top="1500" w:right="432" w:bottom="994" w:left="432" w:header="706" w:footer="706" w:gutter="0"/>
       <w:pgNumType/>
       <w:docGrid w:linePitch="360"/>
     </w:sectPr>

--- a/docs/user-guide/en/pages/04-crewtrainers.docx
+++ b/docs/user-guide/en/pages/04-crewtrainers.docx
@@ -637,7 +637,7 @@
                 <w:sz w:val="19"/>
                 <w:szCs w:val="19"/>
               </w:rPr>
-              <w:t xml:space="preserve">The crew-level employees on the roster, the trainers themselves excluded.</w:t>
+              <w:t xml:space="preserve">Roster employees in jobs marked Crew Level in Job Payroll Groups, trainers excluded.</w:t>
             </w:r>
           </w:p>
         </w:tc>
@@ -777,7 +777,7 @@
                 <w:sz w:val="19"/>
                 <w:szCs w:val="19"/>
               </w:rPr>
-              <w:t xml:space="preserve">Trainers who were on a list and resigned in the last 6 months.</w:t>
+              <w:t xml:space="preserve">Trainers who were on a trainer list and resigned in the last 6 roster months.</w:t>
             </w:r>
           </w:p>
         </w:tc>
@@ -819,7 +819,7 @@
           <w:sz w:val="21"/>
           <w:szCs w:val="21"/>
         </w:rPr>
-        <w:t xml:space="preserve">Trainers vs the rule first - below 100% means you have fewer trainers than the rule asks for.</w:t>
+        <w:t xml:space="preserve">Trainers vs the rule first - when the first number is lower than the second you have fewer trainers than the rule asks for.</w:t>
       </w:r>
     </w:p>
     <w:p>
@@ -982,7 +982,7 @@
           <w:sz w:val="21"/>
           <w:szCs w:val="21"/>
         </w:rPr>
-        <w:t xml:space="preserve">Projected against actual Crew Trainers for each month of the year. Actual is the people on the uploaded list who are also on that month's active employee list, so a month without a list or a roster shows 0.</w:t>
+        <w:t xml:space="preserve">Projected against actual Crew Trainers for each month that has a projection. Actual is the people on the uploaded list who are also on that month's active employee list; a month without a roster has no actual bar.</w:t>
       </w:r>
     </w:p>
     <w:p>
@@ -1007,7 +1007,7 @@
           <w:sz w:val="21"/>
           <w:szCs w:val="21"/>
         </w:rPr>
-        <w:t xml:space="preserve">whether the actual line follows the projection or falls away from it.</w:t>
+        <w:t xml:space="preserve">whether the actual bar follows the projected bar or falls away from it.</w:t>
       </w:r>
     </w:p>
     <w:p>
@@ -1695,7 +1695,7 @@
           <w:sz w:val="21"/>
           <w:szCs w:val="21"/>
         </w:rPr>
-        <w:t xml:space="preserve">Stores most short come first. Click a column title to sort, and use the search box to find a store or a consultant.</w:t>
+        <w:t xml:space="preserve">Stores with a projection for the month are listed, most short come first. Click a column title to sort, and use the search box to find a store or a consultant.</w:t>
       </w:r>
     </w:p>
     <w:p>
